--- a/sem_2/lab_7.2_2/lab_7.2(2).docx
+++ b/sem_2/lab_7.2_2/lab_7.2(2).docx
@@ -1676,2260 +1676,74 @@
     <w:p>
       <w:pPr>
         <w:pStyle w:val="35"/>
-        <w:spacing w:after="30" w:line="240" w:lineRule="auto"/>
-        <w:ind w:left="0"/>
-        <w:jc w:val="both"/>
-        <w:rPr>
-          <w:rFonts w:hint="default" w:ascii="Cascadia Mono" w:hAnsi="Cascadia Mono" w:eastAsia="Cascadia Mono"/>
-          <w:color w:val="1A94FF"/>
-          <w:sz w:val="19"/>
-          <w:szCs w:val="24"/>
-          <w:highlight w:val="white"/>
+        <w:spacing w:after="30" w:line="360" w:lineRule="auto"/>
+        <w:ind w:left="0" w:firstLine="708" w:firstLineChars="0"/>
+        <w:jc w:val="left"/>
+        <w:rPr>
+          <w:rFonts w:hint="default" w:ascii="Times New Roman" w:hAnsi="Times New Roman" w:cs="Times New Roman"/>
+          <w:b w:val="0"/>
+          <w:bCs w:val="0"/>
+          <w:i w:val="0"/>
+          <w:iCs w:val="0"/>
+          <w:sz w:val="28"/>
+          <w:szCs w:val="28"/>
+          <w:lang w:val="ru-RU"/>
+        </w:rPr>
+      </w:pPr>
+      <w:r>
+        <w:rPr>
+          <w:rFonts w:hint="default" w:ascii="Times New Roman" w:hAnsi="Times New Roman" w:cs="Times New Roman"/>
+          <w:b w:val="0"/>
+          <w:bCs w:val="0"/>
+          <w:i w:val="0"/>
+          <w:iCs w:val="0"/>
+          <w:sz w:val="28"/>
+          <w:szCs w:val="28"/>
+          <w:lang w:val="ru-RU"/>
+        </w:rPr>
+        <w:t xml:space="preserve">Смотреть </w:t>
+      </w:r>
+      <w:r>
+        <w:rPr>
+          <w:rFonts w:hint="default" w:ascii="Times New Roman" w:hAnsi="Times New Roman" w:cs="Times New Roman"/>
+          <w:b w:val="0"/>
+          <w:bCs w:val="0"/>
+          <w:i w:val="0"/>
+          <w:iCs w:val="0"/>
+          <w:sz w:val="28"/>
+          <w:szCs w:val="28"/>
           <w:lang w:val="en-US"/>
         </w:rPr>
-      </w:pPr>
-    </w:p>
-    <w:p>
-      <w:pPr>
-        <w:spacing w:beforeLines="0" w:afterLines="0" w:line="240" w:lineRule="auto"/>
+        <w:t>main.cpp</w:t>
+      </w:r>
+      <w:r>
+        <w:rPr>
+          <w:rFonts w:hint="default" w:ascii="Times New Roman" w:hAnsi="Times New Roman" w:cs="Times New Roman"/>
+          <w:b w:val="0"/>
+          <w:bCs w:val="0"/>
+          <w:i w:val="0"/>
+          <w:iCs w:val="0"/>
+          <w:sz w:val="28"/>
+          <w:szCs w:val="28"/>
+          <w:lang w:val="ru-RU"/>
+        </w:rPr>
+        <w:t>.</w:t>
+      </w:r>
+    </w:p>
+    <w:p>
+      <w:pPr>
+        <w:pStyle w:val="35"/>
+        <w:spacing w:after="30" w:line="360" w:lineRule="auto"/>
+        <w:ind w:left="0" w:firstLine="708" w:firstLineChars="0"/>
         <w:jc w:val="left"/>
         <w:rPr>
-          <w:rFonts w:hint="default" w:ascii="Consolas" w:hAnsi="Consolas" w:eastAsia="Cascadia Mono" w:cs="Consolas"/>
-          <w:color w:val="000000"/>
-          <w:sz w:val="19"/>
-          <w:szCs w:val="24"/>
-          <w:highlight w:val="white"/>
-        </w:rPr>
-      </w:pPr>
-      <w:r>
-        <w:rPr>
-          <w:rFonts w:hint="default" w:ascii="Consolas" w:hAnsi="Consolas" w:eastAsia="Cascadia Mono" w:cs="Consolas"/>
-          <w:color w:val="808080"/>
-          <w:sz w:val="19"/>
-          <w:szCs w:val="24"/>
-          <w:highlight w:val="white"/>
-        </w:rPr>
-        <w:t>#include</w:t>
-      </w:r>
-      <w:r>
-        <w:rPr>
-          <w:rFonts w:hint="default" w:ascii="Consolas" w:hAnsi="Consolas" w:eastAsia="Cascadia Mono" w:cs="Consolas"/>
-          <w:color w:val="000000"/>
-          <w:sz w:val="19"/>
-          <w:szCs w:val="24"/>
-          <w:highlight w:val="white"/>
-        </w:rPr>
-        <w:t xml:space="preserve"> </w:t>
-      </w:r>
-      <w:r>
-        <w:rPr>
-          <w:rFonts w:hint="default" w:ascii="Consolas" w:hAnsi="Consolas" w:eastAsia="Cascadia Mono" w:cs="Consolas"/>
-          <w:color w:val="A31515"/>
-          <w:sz w:val="19"/>
-          <w:szCs w:val="24"/>
-          <w:highlight w:val="white"/>
-        </w:rPr>
-        <w:t>&lt;iostream&gt;</w:t>
-      </w:r>
-    </w:p>
-    <w:p>
-      <w:pPr>
-        <w:spacing w:beforeLines="0" w:afterLines="0" w:line="240" w:lineRule="auto"/>
-        <w:jc w:val="left"/>
-        <w:rPr>
-          <w:rFonts w:hint="default" w:ascii="Consolas" w:hAnsi="Consolas" w:eastAsia="Cascadia Mono" w:cs="Consolas"/>
-          <w:color w:val="000000"/>
-          <w:sz w:val="19"/>
-          <w:szCs w:val="24"/>
-          <w:highlight w:val="white"/>
-        </w:rPr>
-      </w:pPr>
-      <w:r>
-        <w:rPr>
-          <w:rFonts w:hint="default" w:ascii="Consolas" w:hAnsi="Consolas" w:eastAsia="Cascadia Mono" w:cs="Consolas"/>
-          <w:color w:val="808080"/>
-          <w:sz w:val="19"/>
-          <w:szCs w:val="24"/>
-          <w:highlight w:val="white"/>
-        </w:rPr>
-        <w:t>#include</w:t>
-      </w:r>
-      <w:r>
-        <w:rPr>
-          <w:rFonts w:hint="default" w:ascii="Consolas" w:hAnsi="Consolas" w:eastAsia="Cascadia Mono" w:cs="Consolas"/>
-          <w:color w:val="000000"/>
-          <w:sz w:val="19"/>
-          <w:szCs w:val="24"/>
-          <w:highlight w:val="white"/>
-        </w:rPr>
-        <w:t xml:space="preserve"> </w:t>
-      </w:r>
-      <w:r>
-        <w:rPr>
-          <w:rFonts w:hint="default" w:ascii="Consolas" w:hAnsi="Consolas" w:eastAsia="Cascadia Mono" w:cs="Consolas"/>
-          <w:color w:val="A31515"/>
-          <w:sz w:val="19"/>
-          <w:szCs w:val="24"/>
-          <w:highlight w:val="white"/>
-        </w:rPr>
-        <w:t>&lt;clocale&gt;</w:t>
-      </w:r>
-    </w:p>
-    <w:p>
-      <w:pPr>
-        <w:spacing w:beforeLines="0" w:afterLines="0" w:line="240" w:lineRule="auto"/>
-        <w:jc w:val="left"/>
-        <w:rPr>
-          <w:rFonts w:hint="default" w:ascii="Consolas" w:hAnsi="Consolas" w:eastAsia="Cascadia Mono" w:cs="Consolas"/>
-          <w:color w:val="000000"/>
-          <w:sz w:val="19"/>
-          <w:szCs w:val="24"/>
-          <w:highlight w:val="white"/>
-        </w:rPr>
-      </w:pPr>
-      <w:r>
-        <w:rPr>
-          <w:rFonts w:hint="default" w:ascii="Consolas" w:hAnsi="Consolas" w:eastAsia="Cascadia Mono" w:cs="Consolas"/>
-          <w:color w:val="808080"/>
-          <w:sz w:val="19"/>
-          <w:szCs w:val="24"/>
-          <w:highlight w:val="white"/>
-        </w:rPr>
-        <w:t>#include</w:t>
-      </w:r>
-      <w:r>
-        <w:rPr>
-          <w:rFonts w:hint="default" w:ascii="Consolas" w:hAnsi="Consolas" w:eastAsia="Cascadia Mono" w:cs="Consolas"/>
-          <w:color w:val="000000"/>
-          <w:sz w:val="19"/>
-          <w:szCs w:val="24"/>
-          <w:highlight w:val="white"/>
-        </w:rPr>
-        <w:t xml:space="preserve"> </w:t>
-      </w:r>
-      <w:r>
-        <w:rPr>
-          <w:rFonts w:hint="default" w:ascii="Consolas" w:hAnsi="Consolas" w:eastAsia="Cascadia Mono" w:cs="Consolas"/>
-          <w:color w:val="A31515"/>
-          <w:sz w:val="19"/>
-          <w:szCs w:val="24"/>
-          <w:highlight w:val="white"/>
-        </w:rPr>
-        <w:t>&lt;cstdarg&gt;</w:t>
-      </w:r>
-    </w:p>
-    <w:p>
-      <w:pPr>
-        <w:spacing w:beforeLines="0" w:afterLines="0" w:line="240" w:lineRule="auto"/>
-        <w:jc w:val="left"/>
-        <w:rPr>
-          <w:rFonts w:hint="default" w:ascii="Consolas" w:hAnsi="Consolas" w:eastAsia="Cascadia Mono" w:cs="Consolas"/>
-          <w:color w:val="000000"/>
-          <w:sz w:val="19"/>
-          <w:szCs w:val="24"/>
-          <w:highlight w:val="white"/>
-        </w:rPr>
-      </w:pPr>
-      <w:r>
-        <w:rPr>
-          <w:rFonts w:hint="default" w:ascii="Consolas" w:hAnsi="Consolas" w:eastAsia="Cascadia Mono" w:cs="Consolas"/>
-          <w:color w:val="0000FF"/>
-          <w:sz w:val="19"/>
-          <w:szCs w:val="24"/>
-          <w:highlight w:val="white"/>
-        </w:rPr>
-        <w:t>using</w:t>
-      </w:r>
-      <w:r>
-        <w:rPr>
-          <w:rFonts w:hint="default" w:ascii="Consolas" w:hAnsi="Consolas" w:eastAsia="Cascadia Mono" w:cs="Consolas"/>
-          <w:color w:val="000000"/>
-          <w:sz w:val="19"/>
-          <w:szCs w:val="24"/>
-          <w:highlight w:val="white"/>
-        </w:rPr>
-        <w:t xml:space="preserve"> </w:t>
-      </w:r>
-      <w:r>
-        <w:rPr>
-          <w:rFonts w:hint="default" w:ascii="Consolas" w:hAnsi="Consolas" w:eastAsia="Cascadia Mono" w:cs="Consolas"/>
-          <w:color w:val="0000FF"/>
-          <w:sz w:val="19"/>
-          <w:szCs w:val="24"/>
-          <w:highlight w:val="white"/>
-        </w:rPr>
-        <w:t>namespace</w:t>
-      </w:r>
-      <w:r>
-        <w:rPr>
-          <w:rFonts w:hint="default" w:ascii="Consolas" w:hAnsi="Consolas" w:eastAsia="Cascadia Mono" w:cs="Consolas"/>
-          <w:color w:val="000000"/>
-          <w:sz w:val="19"/>
-          <w:szCs w:val="24"/>
-          <w:highlight w:val="white"/>
-        </w:rPr>
-        <w:t xml:space="preserve"> std;</w:t>
-      </w:r>
-    </w:p>
-    <w:p>
-      <w:pPr>
-        <w:spacing w:beforeLines="0" w:afterLines="0" w:line="240" w:lineRule="auto"/>
-        <w:jc w:val="left"/>
-        <w:rPr>
-          <w:rFonts w:hint="default" w:ascii="Consolas" w:hAnsi="Consolas" w:eastAsia="Cascadia Mono" w:cs="Consolas"/>
-          <w:color w:val="000000"/>
-          <w:sz w:val="19"/>
-          <w:szCs w:val="24"/>
-          <w:highlight w:val="white"/>
-        </w:rPr>
-      </w:pPr>
-    </w:p>
-    <w:p>
-      <w:pPr>
-        <w:spacing w:beforeLines="0" w:afterLines="0" w:line="240" w:lineRule="auto"/>
-        <w:jc w:val="left"/>
-        <w:rPr>
-          <w:rFonts w:hint="default" w:ascii="Consolas" w:hAnsi="Consolas" w:eastAsia="Cascadia Mono" w:cs="Consolas"/>
-          <w:color w:val="000000"/>
-          <w:sz w:val="19"/>
-          <w:szCs w:val="24"/>
-          <w:highlight w:val="white"/>
-        </w:rPr>
-      </w:pPr>
-      <w:r>
-        <w:rPr>
-          <w:rFonts w:hint="default" w:ascii="Consolas" w:hAnsi="Consolas" w:eastAsia="Cascadia Mono" w:cs="Consolas"/>
-          <w:color w:val="0000FF"/>
-          <w:sz w:val="19"/>
-          <w:szCs w:val="24"/>
-          <w:highlight w:val="white"/>
-        </w:rPr>
-        <w:t>int</w:t>
-      </w:r>
-      <w:r>
-        <w:rPr>
-          <w:rFonts w:hint="default" w:ascii="Consolas" w:hAnsi="Consolas" w:eastAsia="Cascadia Mono" w:cs="Consolas"/>
-          <w:color w:val="000000"/>
-          <w:sz w:val="19"/>
-          <w:szCs w:val="24"/>
-          <w:highlight w:val="white"/>
-        </w:rPr>
-        <w:t xml:space="preserve"> circuit</w:t>
-      </w:r>
-      <w:r>
-        <w:rPr>
-          <w:rFonts w:hint="default" w:ascii="Consolas" w:hAnsi="Consolas" w:eastAsia="Cascadia Mono" w:cs="Consolas"/>
-          <w:color w:val="1A94FF"/>
-          <w:sz w:val="19"/>
-          <w:szCs w:val="24"/>
-          <w:highlight w:val="white"/>
-        </w:rPr>
-        <w:t>(</w:t>
-      </w:r>
-      <w:r>
-        <w:rPr>
-          <w:rFonts w:hint="default" w:ascii="Consolas" w:hAnsi="Consolas" w:eastAsia="Cascadia Mono" w:cs="Consolas"/>
-          <w:color w:val="0000FF"/>
-          <w:sz w:val="19"/>
-          <w:szCs w:val="24"/>
-          <w:highlight w:val="white"/>
-        </w:rPr>
-        <w:t>double</w:t>
-      </w:r>
-      <w:r>
-        <w:rPr>
-          <w:rFonts w:hint="default" w:ascii="Consolas" w:hAnsi="Consolas" w:eastAsia="Cascadia Mono" w:cs="Consolas"/>
-          <w:color w:val="000000"/>
-          <w:sz w:val="19"/>
-          <w:szCs w:val="24"/>
-          <w:highlight w:val="white"/>
-        </w:rPr>
-        <w:t xml:space="preserve"> </w:t>
-      </w:r>
-      <w:r>
-        <w:rPr>
-          <w:rFonts w:hint="default" w:ascii="Consolas" w:hAnsi="Consolas" w:eastAsia="Cascadia Mono" w:cs="Consolas"/>
-          <w:color w:val="808080"/>
-          <w:sz w:val="19"/>
-          <w:szCs w:val="24"/>
-          <w:highlight w:val="white"/>
-        </w:rPr>
-        <w:t>R</w:t>
-      </w:r>
-      <w:r>
-        <w:rPr>
-          <w:rFonts w:hint="default" w:ascii="Consolas" w:hAnsi="Consolas" w:eastAsia="Cascadia Mono" w:cs="Consolas"/>
-          <w:color w:val="000000"/>
-          <w:sz w:val="19"/>
-          <w:szCs w:val="24"/>
-          <w:highlight w:val="white"/>
-        </w:rPr>
-        <w:t xml:space="preserve">, </w:t>
-      </w:r>
-      <w:r>
-        <w:rPr>
-          <w:rFonts w:hint="default" w:ascii="Consolas" w:hAnsi="Consolas" w:eastAsia="Cascadia Mono" w:cs="Consolas"/>
-          <w:color w:val="0000FF"/>
-          <w:sz w:val="19"/>
-          <w:szCs w:val="24"/>
-          <w:highlight w:val="white"/>
-        </w:rPr>
-        <w:t>int</w:t>
-      </w:r>
-      <w:r>
-        <w:rPr>
-          <w:rFonts w:hint="default" w:ascii="Consolas" w:hAnsi="Consolas" w:eastAsia="Cascadia Mono" w:cs="Consolas"/>
-          <w:color w:val="000000"/>
-          <w:sz w:val="19"/>
-          <w:szCs w:val="24"/>
-          <w:highlight w:val="white"/>
-        </w:rPr>
-        <w:t xml:space="preserve"> </w:t>
-      </w:r>
-      <w:r>
-        <w:rPr>
-          <w:rFonts w:hint="default" w:ascii="Consolas" w:hAnsi="Consolas" w:eastAsia="Cascadia Mono" w:cs="Consolas"/>
-          <w:color w:val="808080"/>
-          <w:sz w:val="19"/>
-          <w:szCs w:val="24"/>
-          <w:highlight w:val="white"/>
-        </w:rPr>
-        <w:t>count</w:t>
-      </w:r>
-      <w:r>
-        <w:rPr>
-          <w:rFonts w:hint="default" w:ascii="Consolas" w:hAnsi="Consolas" w:eastAsia="Cascadia Mono" w:cs="Consolas"/>
-          <w:color w:val="000000"/>
-          <w:sz w:val="19"/>
-          <w:szCs w:val="24"/>
-          <w:highlight w:val="white"/>
-        </w:rPr>
-        <w:t>, ...</w:t>
-      </w:r>
-      <w:r>
-        <w:rPr>
-          <w:rFonts w:hint="default" w:ascii="Consolas" w:hAnsi="Consolas" w:eastAsia="Cascadia Mono" w:cs="Consolas"/>
-          <w:color w:val="1A94FF"/>
-          <w:sz w:val="19"/>
-          <w:szCs w:val="24"/>
-          <w:highlight w:val="white"/>
-        </w:rPr>
-        <w:t>)</w:t>
-      </w:r>
-      <w:r>
-        <w:rPr>
-          <w:rFonts w:hint="default" w:ascii="Consolas" w:hAnsi="Consolas" w:eastAsia="Cascadia Mono" w:cs="Consolas"/>
-          <w:color w:val="000000"/>
-          <w:sz w:val="19"/>
-          <w:szCs w:val="24"/>
-          <w:highlight w:val="white"/>
-        </w:rPr>
-        <w:t xml:space="preserve"> </w:t>
-      </w:r>
-      <w:r>
-        <w:rPr>
-          <w:rFonts w:hint="default" w:ascii="Consolas" w:hAnsi="Consolas" w:eastAsia="Cascadia Mono" w:cs="Consolas"/>
-          <w:color w:val="1A94FF"/>
-          <w:sz w:val="19"/>
-          <w:szCs w:val="24"/>
-          <w:highlight w:val="white"/>
-        </w:rPr>
-        <w:t>{</w:t>
-      </w:r>
-    </w:p>
-    <w:p>
-      <w:pPr>
-        <w:spacing w:beforeLines="0" w:afterLines="0" w:line="240" w:lineRule="auto"/>
-        <w:jc w:val="left"/>
-        <w:rPr>
-          <w:rFonts w:hint="default" w:ascii="Consolas" w:hAnsi="Consolas" w:eastAsia="Cascadia Mono" w:cs="Consolas"/>
-          <w:color w:val="000000"/>
-          <w:sz w:val="19"/>
-          <w:szCs w:val="24"/>
-          <w:highlight w:val="white"/>
-        </w:rPr>
-      </w:pPr>
-      <w:r>
-        <w:rPr>
-          <w:rFonts w:hint="default" w:ascii="Consolas" w:hAnsi="Consolas" w:eastAsia="Cascadia Mono" w:cs="Consolas"/>
-          <w:color w:val="000000"/>
-          <w:sz w:val="19"/>
-          <w:szCs w:val="24"/>
-          <w:highlight w:val="white"/>
-        </w:rPr>
-        <w:t xml:space="preserve">    </w:t>
-      </w:r>
-      <w:r>
-        <w:rPr>
-          <w:rFonts w:hint="default" w:ascii="Consolas" w:hAnsi="Consolas" w:eastAsia="Cascadia Mono" w:cs="Consolas"/>
-          <w:color w:val="2B91AF"/>
-          <w:sz w:val="19"/>
-          <w:szCs w:val="24"/>
-          <w:highlight w:val="white"/>
-        </w:rPr>
-        <w:t>va_list</w:t>
-      </w:r>
-      <w:r>
-        <w:rPr>
-          <w:rFonts w:hint="default" w:ascii="Consolas" w:hAnsi="Consolas" w:eastAsia="Cascadia Mono" w:cs="Consolas"/>
-          <w:color w:val="000000"/>
-          <w:sz w:val="19"/>
-          <w:szCs w:val="24"/>
-          <w:highlight w:val="white"/>
-        </w:rPr>
-        <w:t xml:space="preserve"> args;</w:t>
-      </w:r>
-    </w:p>
-    <w:p>
-      <w:pPr>
-        <w:spacing w:beforeLines="0" w:afterLines="0" w:line="240" w:lineRule="auto"/>
-        <w:jc w:val="left"/>
-        <w:rPr>
-          <w:rFonts w:hint="default" w:ascii="Consolas" w:hAnsi="Consolas" w:eastAsia="Cascadia Mono" w:cs="Consolas"/>
-          <w:color w:val="000000"/>
-          <w:sz w:val="19"/>
-          <w:szCs w:val="24"/>
-          <w:highlight w:val="white"/>
-        </w:rPr>
-      </w:pPr>
-      <w:r>
-        <w:rPr>
-          <w:rFonts w:hint="default" w:ascii="Consolas" w:hAnsi="Consolas" w:eastAsia="Cascadia Mono" w:cs="Consolas"/>
-          <w:color w:val="000000"/>
-          <w:sz w:val="19"/>
-          <w:szCs w:val="24"/>
-          <w:highlight w:val="white"/>
-        </w:rPr>
-        <w:t xml:space="preserve">    </w:t>
-      </w:r>
-      <w:r>
-        <w:rPr>
-          <w:rFonts w:hint="default" w:ascii="Consolas" w:hAnsi="Consolas" w:eastAsia="Cascadia Mono" w:cs="Consolas"/>
-          <w:color w:val="6F008A"/>
-          <w:sz w:val="19"/>
-          <w:szCs w:val="24"/>
-          <w:highlight w:val="white"/>
-        </w:rPr>
-        <w:t>va_start</w:t>
-      </w:r>
-      <w:r>
-        <w:rPr>
-          <w:rFonts w:hint="default" w:ascii="Consolas" w:hAnsi="Consolas" w:eastAsia="Cascadia Mono" w:cs="Consolas"/>
-          <w:color w:val="FFD702"/>
-          <w:sz w:val="19"/>
-          <w:szCs w:val="24"/>
-          <w:highlight w:val="white"/>
-        </w:rPr>
-        <w:t>(</w:t>
-      </w:r>
-      <w:r>
-        <w:rPr>
-          <w:rFonts w:hint="default" w:ascii="Consolas" w:hAnsi="Consolas" w:eastAsia="Cascadia Mono" w:cs="Consolas"/>
-          <w:color w:val="000000"/>
-          <w:sz w:val="19"/>
-          <w:szCs w:val="24"/>
-          <w:highlight w:val="white"/>
-        </w:rPr>
-        <w:t xml:space="preserve">args, </w:t>
-      </w:r>
-      <w:r>
-        <w:rPr>
-          <w:rFonts w:hint="default" w:ascii="Consolas" w:hAnsi="Consolas" w:eastAsia="Cascadia Mono" w:cs="Consolas"/>
-          <w:color w:val="808080"/>
-          <w:sz w:val="19"/>
-          <w:szCs w:val="24"/>
-          <w:highlight w:val="white"/>
-        </w:rPr>
-        <w:t>count</w:t>
-      </w:r>
-      <w:r>
-        <w:rPr>
-          <w:rFonts w:hint="default" w:ascii="Consolas" w:hAnsi="Consolas" w:eastAsia="Cascadia Mono" w:cs="Consolas"/>
-          <w:color w:val="FFD702"/>
-          <w:sz w:val="19"/>
-          <w:szCs w:val="24"/>
-          <w:highlight w:val="white"/>
-        </w:rPr>
-        <w:t>)</w:t>
-      </w:r>
-      <w:r>
-        <w:rPr>
-          <w:rFonts w:hint="default" w:ascii="Consolas" w:hAnsi="Consolas" w:eastAsia="Cascadia Mono" w:cs="Consolas"/>
-          <w:color w:val="000000"/>
-          <w:sz w:val="19"/>
-          <w:szCs w:val="24"/>
-          <w:highlight w:val="white"/>
-        </w:rPr>
-        <w:t>;</w:t>
-      </w:r>
-    </w:p>
-    <w:p>
-      <w:pPr>
-        <w:spacing w:beforeLines="0" w:afterLines="0" w:line="240" w:lineRule="auto"/>
-        <w:jc w:val="left"/>
-        <w:rPr>
-          <w:rFonts w:hint="default" w:ascii="Consolas" w:hAnsi="Consolas" w:eastAsia="Cascadia Mono" w:cs="Consolas"/>
-          <w:color w:val="000000"/>
-          <w:sz w:val="19"/>
-          <w:szCs w:val="24"/>
-          <w:highlight w:val="white"/>
-        </w:rPr>
-      </w:pPr>
-    </w:p>
-    <w:p>
-      <w:pPr>
-        <w:spacing w:beforeLines="0" w:afterLines="0" w:line="240" w:lineRule="auto"/>
-        <w:jc w:val="left"/>
-        <w:rPr>
-          <w:rFonts w:hint="default" w:ascii="Consolas" w:hAnsi="Consolas" w:eastAsia="Cascadia Mono" w:cs="Consolas"/>
-          <w:color w:val="000000"/>
-          <w:sz w:val="19"/>
-          <w:szCs w:val="24"/>
-          <w:highlight w:val="white"/>
-        </w:rPr>
-      </w:pPr>
-      <w:r>
-        <w:rPr>
-          <w:rFonts w:hint="default" w:ascii="Consolas" w:hAnsi="Consolas" w:eastAsia="Cascadia Mono" w:cs="Consolas"/>
-          <w:color w:val="000000"/>
-          <w:sz w:val="19"/>
-          <w:szCs w:val="24"/>
-          <w:highlight w:val="white"/>
-        </w:rPr>
-        <w:t xml:space="preserve">    </w:t>
-      </w:r>
-      <w:r>
-        <w:rPr>
-          <w:rFonts w:hint="default" w:ascii="Consolas" w:hAnsi="Consolas" w:eastAsia="Cascadia Mono" w:cs="Consolas"/>
-          <w:color w:val="0000FF"/>
-          <w:sz w:val="19"/>
-          <w:szCs w:val="24"/>
-          <w:highlight w:val="white"/>
-        </w:rPr>
-        <w:t>int</w:t>
-      </w:r>
-      <w:r>
-        <w:rPr>
-          <w:rFonts w:hint="default" w:ascii="Consolas" w:hAnsi="Consolas" w:eastAsia="Cascadia Mono" w:cs="Consolas"/>
-          <w:color w:val="000000"/>
-          <w:sz w:val="19"/>
-          <w:szCs w:val="24"/>
-          <w:highlight w:val="white"/>
-        </w:rPr>
-        <w:t xml:space="preserve"> k = 0;</w:t>
-      </w:r>
-    </w:p>
-    <w:p>
-      <w:pPr>
-        <w:spacing w:beforeLines="0" w:afterLines="0" w:line="240" w:lineRule="auto"/>
-        <w:jc w:val="left"/>
-        <w:rPr>
-          <w:rFonts w:hint="default" w:ascii="Consolas" w:hAnsi="Consolas" w:eastAsia="Cascadia Mono" w:cs="Consolas"/>
-          <w:color w:val="000000"/>
-          <w:sz w:val="19"/>
-          <w:szCs w:val="24"/>
-          <w:highlight w:val="white"/>
-        </w:rPr>
-      </w:pPr>
-    </w:p>
-    <w:p>
-      <w:pPr>
-        <w:spacing w:beforeLines="0" w:afterLines="0" w:line="240" w:lineRule="auto"/>
-        <w:jc w:val="left"/>
-        <w:rPr>
-          <w:rFonts w:hint="default" w:ascii="Consolas" w:hAnsi="Consolas" w:eastAsia="Cascadia Mono" w:cs="Consolas"/>
-          <w:color w:val="000000"/>
-          <w:sz w:val="19"/>
-          <w:szCs w:val="24"/>
-          <w:highlight w:val="white"/>
-        </w:rPr>
-      </w:pPr>
-      <w:r>
-        <w:rPr>
-          <w:rFonts w:hint="default" w:ascii="Consolas" w:hAnsi="Consolas" w:eastAsia="Cascadia Mono" w:cs="Consolas"/>
-          <w:color w:val="000000"/>
-          <w:sz w:val="19"/>
-          <w:szCs w:val="24"/>
-          <w:highlight w:val="white"/>
-        </w:rPr>
-        <w:t xml:space="preserve">    </w:t>
-      </w:r>
-      <w:r>
-        <w:rPr>
-          <w:rFonts w:hint="default" w:ascii="Consolas" w:hAnsi="Consolas" w:eastAsia="Cascadia Mono" w:cs="Consolas"/>
-          <w:color w:val="0000FF"/>
-          <w:sz w:val="19"/>
-          <w:szCs w:val="24"/>
-          <w:highlight w:val="white"/>
-        </w:rPr>
-        <w:t>for</w:t>
-      </w:r>
-      <w:r>
-        <w:rPr>
-          <w:rFonts w:hint="default" w:ascii="Consolas" w:hAnsi="Consolas" w:eastAsia="Cascadia Mono" w:cs="Consolas"/>
-          <w:color w:val="000000"/>
-          <w:sz w:val="19"/>
-          <w:szCs w:val="24"/>
-          <w:highlight w:val="white"/>
-        </w:rPr>
-        <w:t xml:space="preserve"> </w:t>
-      </w:r>
-      <w:r>
-        <w:rPr>
-          <w:rFonts w:hint="default" w:ascii="Consolas" w:hAnsi="Consolas" w:eastAsia="Cascadia Mono" w:cs="Consolas"/>
-          <w:color w:val="FFD702"/>
-          <w:sz w:val="19"/>
-          <w:szCs w:val="24"/>
-          <w:highlight w:val="white"/>
-        </w:rPr>
-        <w:t>(</w:t>
-      </w:r>
-      <w:r>
-        <w:rPr>
-          <w:rFonts w:hint="default" w:ascii="Consolas" w:hAnsi="Consolas" w:eastAsia="Cascadia Mono" w:cs="Consolas"/>
-          <w:color w:val="0000FF"/>
-          <w:sz w:val="19"/>
-          <w:szCs w:val="24"/>
-          <w:highlight w:val="white"/>
-        </w:rPr>
-        <w:t>int</w:t>
-      </w:r>
-      <w:r>
-        <w:rPr>
-          <w:rFonts w:hint="default" w:ascii="Consolas" w:hAnsi="Consolas" w:eastAsia="Cascadia Mono" w:cs="Consolas"/>
-          <w:color w:val="000000"/>
-          <w:sz w:val="19"/>
-          <w:szCs w:val="24"/>
-          <w:highlight w:val="white"/>
-        </w:rPr>
-        <w:t xml:space="preserve"> i = 0; i &lt; </w:t>
-      </w:r>
-      <w:r>
-        <w:rPr>
-          <w:rFonts w:hint="default" w:ascii="Consolas" w:hAnsi="Consolas" w:eastAsia="Cascadia Mono" w:cs="Consolas"/>
-          <w:color w:val="808080"/>
-          <w:sz w:val="19"/>
-          <w:szCs w:val="24"/>
-          <w:highlight w:val="white"/>
-        </w:rPr>
-        <w:t>count</w:t>
-      </w:r>
-      <w:r>
-        <w:rPr>
-          <w:rFonts w:hint="default" w:ascii="Consolas" w:hAnsi="Consolas" w:eastAsia="Cascadia Mono" w:cs="Consolas"/>
-          <w:color w:val="000000"/>
-          <w:sz w:val="19"/>
-          <w:szCs w:val="24"/>
-          <w:highlight w:val="white"/>
-        </w:rPr>
-        <w:t>; i++</w:t>
-      </w:r>
-      <w:r>
-        <w:rPr>
-          <w:rFonts w:hint="default" w:ascii="Consolas" w:hAnsi="Consolas" w:eastAsia="Cascadia Mono" w:cs="Consolas"/>
-          <w:color w:val="FFD702"/>
-          <w:sz w:val="19"/>
-          <w:szCs w:val="24"/>
-          <w:highlight w:val="white"/>
-        </w:rPr>
-        <w:t>)</w:t>
-      </w:r>
-      <w:r>
-        <w:rPr>
-          <w:rFonts w:hint="default" w:ascii="Consolas" w:hAnsi="Consolas" w:eastAsia="Cascadia Mono" w:cs="Consolas"/>
-          <w:color w:val="000000"/>
-          <w:sz w:val="19"/>
-          <w:szCs w:val="24"/>
-          <w:highlight w:val="white"/>
-        </w:rPr>
-        <w:t xml:space="preserve"> </w:t>
-      </w:r>
-      <w:r>
-        <w:rPr>
-          <w:rFonts w:hint="default" w:ascii="Consolas" w:hAnsi="Consolas" w:eastAsia="Cascadia Mono" w:cs="Consolas"/>
-          <w:color w:val="FFD702"/>
-          <w:sz w:val="19"/>
-          <w:szCs w:val="24"/>
-          <w:highlight w:val="white"/>
-        </w:rPr>
-        <w:t>{</w:t>
-      </w:r>
-    </w:p>
-    <w:p>
-      <w:pPr>
-        <w:spacing w:beforeLines="0" w:afterLines="0" w:line="240" w:lineRule="auto"/>
-        <w:jc w:val="left"/>
-        <w:rPr>
-          <w:rFonts w:hint="default" w:ascii="Consolas" w:hAnsi="Consolas" w:eastAsia="Cascadia Mono" w:cs="Consolas"/>
-          <w:color w:val="000000"/>
-          <w:sz w:val="19"/>
-          <w:szCs w:val="24"/>
-          <w:highlight w:val="white"/>
-        </w:rPr>
-      </w:pPr>
-      <w:r>
-        <w:rPr>
-          <w:rFonts w:hint="default" w:ascii="Consolas" w:hAnsi="Consolas" w:eastAsia="Cascadia Mono" w:cs="Consolas"/>
-          <w:color w:val="000000"/>
-          <w:sz w:val="19"/>
-          <w:szCs w:val="24"/>
-          <w:highlight w:val="white"/>
-        </w:rPr>
-        <w:t xml:space="preserve">        </w:t>
-      </w:r>
-      <w:r>
-        <w:rPr>
-          <w:rFonts w:hint="default" w:ascii="Consolas" w:hAnsi="Consolas" w:eastAsia="Cascadia Mono" w:cs="Consolas"/>
-          <w:color w:val="0000FF"/>
-          <w:sz w:val="19"/>
-          <w:szCs w:val="24"/>
-          <w:highlight w:val="white"/>
-        </w:rPr>
-        <w:t>int</w:t>
-      </w:r>
-      <w:r>
-        <w:rPr>
-          <w:rFonts w:hint="default" w:ascii="Consolas" w:hAnsi="Consolas" w:eastAsia="Cascadia Mono" w:cs="Consolas"/>
-          <w:color w:val="000000"/>
-          <w:sz w:val="19"/>
-          <w:szCs w:val="24"/>
-          <w:highlight w:val="white"/>
-        </w:rPr>
-        <w:t xml:space="preserve"> x = </w:t>
-      </w:r>
-      <w:r>
-        <w:rPr>
-          <w:rFonts w:hint="default" w:ascii="Consolas" w:hAnsi="Consolas" w:eastAsia="Cascadia Mono" w:cs="Consolas"/>
-          <w:color w:val="6F008A"/>
-          <w:sz w:val="19"/>
-          <w:szCs w:val="24"/>
-          <w:highlight w:val="white"/>
-        </w:rPr>
-        <w:t>va_arg</w:t>
-      </w:r>
-      <w:r>
-        <w:rPr>
-          <w:rFonts w:hint="default" w:ascii="Consolas" w:hAnsi="Consolas" w:eastAsia="Cascadia Mono" w:cs="Consolas"/>
-          <w:color w:val="D86AC2"/>
-          <w:sz w:val="19"/>
-          <w:szCs w:val="24"/>
-          <w:highlight w:val="white"/>
-        </w:rPr>
-        <w:t>(</w:t>
-      </w:r>
-      <w:r>
-        <w:rPr>
-          <w:rFonts w:hint="default" w:ascii="Consolas" w:hAnsi="Consolas" w:eastAsia="Cascadia Mono" w:cs="Consolas"/>
-          <w:color w:val="000000"/>
-          <w:sz w:val="19"/>
-          <w:szCs w:val="24"/>
-          <w:highlight w:val="white"/>
-        </w:rPr>
-        <w:t xml:space="preserve">args, </w:t>
-      </w:r>
-      <w:r>
-        <w:rPr>
-          <w:rFonts w:hint="default" w:ascii="Consolas" w:hAnsi="Consolas" w:eastAsia="Cascadia Mono" w:cs="Consolas"/>
-          <w:color w:val="0000FF"/>
-          <w:sz w:val="19"/>
-          <w:szCs w:val="24"/>
-          <w:highlight w:val="white"/>
-        </w:rPr>
-        <w:t>int</w:t>
-      </w:r>
-      <w:r>
-        <w:rPr>
-          <w:rFonts w:hint="default" w:ascii="Consolas" w:hAnsi="Consolas" w:eastAsia="Cascadia Mono" w:cs="Consolas"/>
-          <w:color w:val="D86AC2"/>
-          <w:sz w:val="19"/>
-          <w:szCs w:val="24"/>
-          <w:highlight w:val="white"/>
-        </w:rPr>
-        <w:t>)</w:t>
-      </w:r>
-      <w:r>
-        <w:rPr>
-          <w:rFonts w:hint="default" w:ascii="Consolas" w:hAnsi="Consolas" w:eastAsia="Cascadia Mono" w:cs="Consolas"/>
-          <w:color w:val="000000"/>
-          <w:sz w:val="19"/>
-          <w:szCs w:val="24"/>
-          <w:highlight w:val="white"/>
-        </w:rPr>
-        <w:t>;</w:t>
-      </w:r>
-    </w:p>
-    <w:p>
-      <w:pPr>
-        <w:spacing w:beforeLines="0" w:afterLines="0" w:line="240" w:lineRule="auto"/>
-        <w:jc w:val="left"/>
-        <w:rPr>
-          <w:rFonts w:hint="default" w:ascii="Consolas" w:hAnsi="Consolas" w:eastAsia="Cascadia Mono" w:cs="Consolas"/>
-          <w:color w:val="000000"/>
-          <w:sz w:val="19"/>
-          <w:szCs w:val="24"/>
-          <w:highlight w:val="white"/>
-        </w:rPr>
-      </w:pPr>
-      <w:r>
-        <w:rPr>
-          <w:rFonts w:hint="default" w:ascii="Consolas" w:hAnsi="Consolas" w:eastAsia="Cascadia Mono" w:cs="Consolas"/>
-          <w:color w:val="000000"/>
-          <w:sz w:val="19"/>
-          <w:szCs w:val="24"/>
-          <w:highlight w:val="white"/>
-        </w:rPr>
-        <w:t xml:space="preserve">        </w:t>
-      </w:r>
-      <w:r>
-        <w:rPr>
-          <w:rFonts w:hint="default" w:ascii="Consolas" w:hAnsi="Consolas" w:eastAsia="Cascadia Mono" w:cs="Consolas"/>
-          <w:color w:val="0000FF"/>
-          <w:sz w:val="19"/>
-          <w:szCs w:val="24"/>
-          <w:highlight w:val="white"/>
-        </w:rPr>
-        <w:t>int</w:t>
-      </w:r>
-      <w:r>
-        <w:rPr>
-          <w:rFonts w:hint="default" w:ascii="Consolas" w:hAnsi="Consolas" w:eastAsia="Cascadia Mono" w:cs="Consolas"/>
-          <w:color w:val="000000"/>
-          <w:sz w:val="19"/>
-          <w:szCs w:val="24"/>
-          <w:highlight w:val="white"/>
-        </w:rPr>
-        <w:t xml:space="preserve"> y = </w:t>
-      </w:r>
-      <w:r>
-        <w:rPr>
-          <w:rFonts w:hint="default" w:ascii="Consolas" w:hAnsi="Consolas" w:eastAsia="Cascadia Mono" w:cs="Consolas"/>
-          <w:color w:val="6F008A"/>
-          <w:sz w:val="19"/>
-          <w:szCs w:val="24"/>
-          <w:highlight w:val="white"/>
-        </w:rPr>
-        <w:t>va_arg</w:t>
-      </w:r>
-      <w:r>
-        <w:rPr>
-          <w:rFonts w:hint="default" w:ascii="Consolas" w:hAnsi="Consolas" w:eastAsia="Cascadia Mono" w:cs="Consolas"/>
-          <w:color w:val="D86AC2"/>
-          <w:sz w:val="19"/>
-          <w:szCs w:val="24"/>
-          <w:highlight w:val="white"/>
-        </w:rPr>
-        <w:t>(</w:t>
-      </w:r>
-      <w:r>
-        <w:rPr>
-          <w:rFonts w:hint="default" w:ascii="Consolas" w:hAnsi="Consolas" w:eastAsia="Cascadia Mono" w:cs="Consolas"/>
-          <w:color w:val="000000"/>
-          <w:sz w:val="19"/>
-          <w:szCs w:val="24"/>
-          <w:highlight w:val="white"/>
-        </w:rPr>
-        <w:t xml:space="preserve">args, </w:t>
-      </w:r>
-      <w:r>
-        <w:rPr>
-          <w:rFonts w:hint="default" w:ascii="Consolas" w:hAnsi="Consolas" w:eastAsia="Cascadia Mono" w:cs="Consolas"/>
-          <w:color w:val="0000FF"/>
-          <w:sz w:val="19"/>
-          <w:szCs w:val="24"/>
-          <w:highlight w:val="white"/>
-        </w:rPr>
-        <w:t>int</w:t>
-      </w:r>
-      <w:r>
-        <w:rPr>
-          <w:rFonts w:hint="default" w:ascii="Consolas" w:hAnsi="Consolas" w:eastAsia="Cascadia Mono" w:cs="Consolas"/>
-          <w:color w:val="D86AC2"/>
-          <w:sz w:val="19"/>
-          <w:szCs w:val="24"/>
-          <w:highlight w:val="white"/>
-        </w:rPr>
-        <w:t>)</w:t>
-      </w:r>
-      <w:r>
-        <w:rPr>
-          <w:rFonts w:hint="default" w:ascii="Consolas" w:hAnsi="Consolas" w:eastAsia="Cascadia Mono" w:cs="Consolas"/>
-          <w:color w:val="000000"/>
-          <w:sz w:val="19"/>
-          <w:szCs w:val="24"/>
-          <w:highlight w:val="white"/>
-        </w:rPr>
-        <w:t>;</w:t>
-      </w:r>
-    </w:p>
-    <w:p>
-      <w:pPr>
-        <w:spacing w:beforeLines="0" w:afterLines="0" w:line="240" w:lineRule="auto"/>
-        <w:jc w:val="left"/>
-        <w:rPr>
-          <w:rFonts w:hint="default" w:ascii="Consolas" w:hAnsi="Consolas" w:eastAsia="Cascadia Mono" w:cs="Consolas"/>
-          <w:color w:val="000000"/>
-          <w:sz w:val="19"/>
-          <w:szCs w:val="24"/>
-          <w:highlight w:val="white"/>
-        </w:rPr>
-      </w:pPr>
-    </w:p>
-    <w:p>
-      <w:pPr>
-        <w:spacing w:beforeLines="0" w:afterLines="0" w:line="240" w:lineRule="auto"/>
-        <w:jc w:val="left"/>
-        <w:rPr>
-          <w:rFonts w:hint="default" w:ascii="Consolas" w:hAnsi="Consolas" w:eastAsia="Cascadia Mono" w:cs="Consolas"/>
-          <w:color w:val="000000"/>
-          <w:sz w:val="19"/>
-          <w:szCs w:val="24"/>
-          <w:highlight w:val="white"/>
-        </w:rPr>
-      </w:pPr>
-      <w:r>
-        <w:rPr>
-          <w:rFonts w:hint="default" w:ascii="Consolas" w:hAnsi="Consolas" w:eastAsia="Cascadia Mono" w:cs="Consolas"/>
-          <w:color w:val="000000"/>
-          <w:sz w:val="19"/>
-          <w:szCs w:val="24"/>
-          <w:highlight w:val="white"/>
-        </w:rPr>
-        <w:t xml:space="preserve">        </w:t>
-      </w:r>
-      <w:r>
-        <w:rPr>
-          <w:rFonts w:hint="default" w:ascii="Consolas" w:hAnsi="Consolas" w:eastAsia="Cascadia Mono" w:cs="Consolas"/>
-          <w:color w:val="0000FF"/>
-          <w:sz w:val="19"/>
-          <w:szCs w:val="24"/>
-          <w:highlight w:val="white"/>
-        </w:rPr>
-        <w:t>if</w:t>
-      </w:r>
-      <w:r>
-        <w:rPr>
-          <w:rFonts w:hint="default" w:ascii="Consolas" w:hAnsi="Consolas" w:eastAsia="Cascadia Mono" w:cs="Consolas"/>
-          <w:color w:val="000000"/>
-          <w:sz w:val="19"/>
-          <w:szCs w:val="24"/>
-          <w:highlight w:val="white"/>
-        </w:rPr>
-        <w:t xml:space="preserve"> </w:t>
-      </w:r>
-      <w:r>
-        <w:rPr>
-          <w:rFonts w:hint="default" w:ascii="Consolas" w:hAnsi="Consolas" w:eastAsia="Cascadia Mono" w:cs="Consolas"/>
-          <w:color w:val="D86AC2"/>
-          <w:sz w:val="19"/>
-          <w:szCs w:val="24"/>
-          <w:highlight w:val="white"/>
-        </w:rPr>
-        <w:t>(</w:t>
-      </w:r>
-      <w:r>
-        <w:rPr>
-          <w:rFonts w:hint="default" w:ascii="Consolas" w:hAnsi="Consolas" w:eastAsia="Cascadia Mono" w:cs="Consolas"/>
-          <w:color w:val="000000"/>
-          <w:sz w:val="19"/>
-          <w:szCs w:val="24"/>
-          <w:highlight w:val="white"/>
-        </w:rPr>
-        <w:t xml:space="preserve">x * x + y * y == </w:t>
-      </w:r>
-      <w:r>
-        <w:rPr>
-          <w:rFonts w:hint="default" w:ascii="Consolas" w:hAnsi="Consolas" w:eastAsia="Cascadia Mono" w:cs="Consolas"/>
-          <w:color w:val="808080"/>
-          <w:sz w:val="19"/>
-          <w:szCs w:val="24"/>
-          <w:highlight w:val="white"/>
-        </w:rPr>
-        <w:t>R</w:t>
-      </w:r>
-      <w:r>
-        <w:rPr>
-          <w:rFonts w:hint="default" w:ascii="Consolas" w:hAnsi="Consolas" w:eastAsia="Cascadia Mono" w:cs="Consolas"/>
-          <w:color w:val="000000"/>
-          <w:sz w:val="19"/>
-          <w:szCs w:val="24"/>
-          <w:highlight w:val="white"/>
-        </w:rPr>
-        <w:t xml:space="preserve"> * </w:t>
-      </w:r>
-      <w:r>
-        <w:rPr>
-          <w:rFonts w:hint="default" w:ascii="Consolas" w:hAnsi="Consolas" w:eastAsia="Cascadia Mono" w:cs="Consolas"/>
-          <w:color w:val="808080"/>
-          <w:sz w:val="19"/>
-          <w:szCs w:val="24"/>
-          <w:highlight w:val="white"/>
-        </w:rPr>
-        <w:t>R</w:t>
-      </w:r>
-      <w:r>
-        <w:rPr>
-          <w:rFonts w:hint="default" w:ascii="Consolas" w:hAnsi="Consolas" w:eastAsia="Cascadia Mono" w:cs="Consolas"/>
-          <w:color w:val="D86AC2"/>
-          <w:sz w:val="19"/>
-          <w:szCs w:val="24"/>
-          <w:highlight w:val="white"/>
-        </w:rPr>
-        <w:t>)</w:t>
-      </w:r>
-    </w:p>
-    <w:p>
-      <w:pPr>
-        <w:spacing w:beforeLines="0" w:afterLines="0" w:line="240" w:lineRule="auto"/>
-        <w:jc w:val="left"/>
-        <w:rPr>
-          <w:rFonts w:hint="default" w:ascii="Consolas" w:hAnsi="Consolas" w:eastAsia="Cascadia Mono" w:cs="Consolas"/>
-          <w:color w:val="000000"/>
-          <w:sz w:val="19"/>
-          <w:szCs w:val="24"/>
-          <w:highlight w:val="white"/>
-        </w:rPr>
-      </w:pPr>
-      <w:r>
-        <w:rPr>
-          <w:rFonts w:hint="default" w:ascii="Consolas" w:hAnsi="Consolas" w:eastAsia="Cascadia Mono" w:cs="Consolas"/>
-          <w:color w:val="000000"/>
-          <w:sz w:val="19"/>
-          <w:szCs w:val="24"/>
-          <w:highlight w:val="white"/>
-        </w:rPr>
-        <w:t xml:space="preserve">            k++;</w:t>
-      </w:r>
-    </w:p>
-    <w:p>
-      <w:pPr>
-        <w:spacing w:beforeLines="0" w:afterLines="0" w:line="240" w:lineRule="auto"/>
-        <w:jc w:val="left"/>
-        <w:rPr>
-          <w:rFonts w:hint="default" w:ascii="Consolas" w:hAnsi="Consolas" w:eastAsia="Cascadia Mono" w:cs="Consolas"/>
-          <w:color w:val="000000"/>
-          <w:sz w:val="19"/>
-          <w:szCs w:val="24"/>
-          <w:highlight w:val="white"/>
-        </w:rPr>
-      </w:pPr>
-      <w:r>
-        <w:rPr>
-          <w:rFonts w:hint="default" w:ascii="Consolas" w:hAnsi="Consolas" w:eastAsia="Cascadia Mono" w:cs="Consolas"/>
-          <w:color w:val="000000"/>
-          <w:sz w:val="19"/>
-          <w:szCs w:val="24"/>
-          <w:highlight w:val="white"/>
-        </w:rPr>
-        <w:t xml:space="preserve">    </w:t>
-      </w:r>
-      <w:r>
-        <w:rPr>
-          <w:rFonts w:hint="default" w:ascii="Consolas" w:hAnsi="Consolas" w:eastAsia="Cascadia Mono" w:cs="Consolas"/>
-          <w:color w:val="FFD702"/>
-          <w:sz w:val="19"/>
-          <w:szCs w:val="24"/>
-          <w:highlight w:val="white"/>
-        </w:rPr>
-        <w:t>}</w:t>
-      </w:r>
-    </w:p>
-    <w:p>
-      <w:pPr>
-        <w:spacing w:beforeLines="0" w:afterLines="0" w:line="240" w:lineRule="auto"/>
-        <w:jc w:val="left"/>
-        <w:rPr>
-          <w:rFonts w:hint="default" w:ascii="Consolas" w:hAnsi="Consolas" w:eastAsia="Cascadia Mono" w:cs="Consolas"/>
-          <w:color w:val="000000"/>
-          <w:sz w:val="19"/>
-          <w:szCs w:val="24"/>
-          <w:highlight w:val="white"/>
-        </w:rPr>
-      </w:pPr>
-    </w:p>
-    <w:p>
-      <w:pPr>
-        <w:spacing w:beforeLines="0" w:afterLines="0" w:line="240" w:lineRule="auto"/>
-        <w:jc w:val="left"/>
-        <w:rPr>
-          <w:rFonts w:hint="default" w:ascii="Consolas" w:hAnsi="Consolas" w:eastAsia="Cascadia Mono" w:cs="Consolas"/>
-          <w:color w:val="000000"/>
-          <w:sz w:val="19"/>
-          <w:szCs w:val="24"/>
-          <w:highlight w:val="white"/>
-        </w:rPr>
-      </w:pPr>
-      <w:r>
-        <w:rPr>
-          <w:rFonts w:hint="default" w:ascii="Consolas" w:hAnsi="Consolas" w:eastAsia="Cascadia Mono" w:cs="Consolas"/>
-          <w:color w:val="000000"/>
-          <w:sz w:val="19"/>
-          <w:szCs w:val="24"/>
-          <w:highlight w:val="white"/>
-        </w:rPr>
-        <w:t xml:space="preserve">    </w:t>
-      </w:r>
-      <w:r>
-        <w:rPr>
-          <w:rFonts w:hint="default" w:ascii="Consolas" w:hAnsi="Consolas" w:eastAsia="Cascadia Mono" w:cs="Consolas"/>
-          <w:color w:val="6F008A"/>
-          <w:sz w:val="19"/>
-          <w:szCs w:val="24"/>
-          <w:highlight w:val="white"/>
-        </w:rPr>
-        <w:t>va_end</w:t>
-      </w:r>
-      <w:r>
-        <w:rPr>
-          <w:rFonts w:hint="default" w:ascii="Consolas" w:hAnsi="Consolas" w:eastAsia="Cascadia Mono" w:cs="Consolas"/>
-          <w:color w:val="FFD702"/>
-          <w:sz w:val="19"/>
-          <w:szCs w:val="24"/>
-          <w:highlight w:val="white"/>
-        </w:rPr>
-        <w:t>(</w:t>
-      </w:r>
-      <w:r>
-        <w:rPr>
-          <w:rFonts w:hint="default" w:ascii="Consolas" w:hAnsi="Consolas" w:eastAsia="Cascadia Mono" w:cs="Consolas"/>
-          <w:color w:val="000000"/>
-          <w:sz w:val="19"/>
-          <w:szCs w:val="24"/>
-          <w:highlight w:val="white"/>
-        </w:rPr>
-        <w:t>args</w:t>
-      </w:r>
-      <w:r>
-        <w:rPr>
-          <w:rFonts w:hint="default" w:ascii="Consolas" w:hAnsi="Consolas" w:eastAsia="Cascadia Mono" w:cs="Consolas"/>
-          <w:color w:val="FFD702"/>
-          <w:sz w:val="19"/>
-          <w:szCs w:val="24"/>
-          <w:highlight w:val="white"/>
-        </w:rPr>
-        <w:t>)</w:t>
-      </w:r>
-      <w:r>
-        <w:rPr>
-          <w:rFonts w:hint="default" w:ascii="Consolas" w:hAnsi="Consolas" w:eastAsia="Cascadia Mono" w:cs="Consolas"/>
-          <w:color w:val="000000"/>
-          <w:sz w:val="19"/>
-          <w:szCs w:val="24"/>
-          <w:highlight w:val="white"/>
-        </w:rPr>
-        <w:t>;</w:t>
-      </w:r>
-    </w:p>
-    <w:p>
-      <w:pPr>
-        <w:spacing w:beforeLines="0" w:afterLines="0" w:line="240" w:lineRule="auto"/>
-        <w:jc w:val="left"/>
-        <w:rPr>
-          <w:rFonts w:hint="default" w:ascii="Consolas" w:hAnsi="Consolas" w:eastAsia="Cascadia Mono" w:cs="Consolas"/>
-          <w:color w:val="000000"/>
-          <w:sz w:val="19"/>
-          <w:szCs w:val="24"/>
-          <w:highlight w:val="white"/>
-        </w:rPr>
-      </w:pPr>
-      <w:r>
-        <w:rPr>
-          <w:rFonts w:hint="default" w:ascii="Consolas" w:hAnsi="Consolas" w:eastAsia="Cascadia Mono" w:cs="Consolas"/>
-          <w:color w:val="000000"/>
-          <w:sz w:val="19"/>
-          <w:szCs w:val="24"/>
-          <w:highlight w:val="white"/>
-        </w:rPr>
-        <w:t xml:space="preserve">    </w:t>
-      </w:r>
-      <w:r>
-        <w:rPr>
-          <w:rFonts w:hint="default" w:ascii="Consolas" w:hAnsi="Consolas" w:eastAsia="Cascadia Mono" w:cs="Consolas"/>
-          <w:color w:val="0000FF"/>
-          <w:sz w:val="19"/>
-          <w:szCs w:val="24"/>
-          <w:highlight w:val="white"/>
-        </w:rPr>
-        <w:t>return</w:t>
-      </w:r>
-      <w:r>
-        <w:rPr>
-          <w:rFonts w:hint="default" w:ascii="Consolas" w:hAnsi="Consolas" w:eastAsia="Cascadia Mono" w:cs="Consolas"/>
-          <w:color w:val="000000"/>
-          <w:sz w:val="19"/>
-          <w:szCs w:val="24"/>
-          <w:highlight w:val="white"/>
-        </w:rPr>
-        <w:t xml:space="preserve"> k;</w:t>
-      </w:r>
-    </w:p>
-    <w:p>
-      <w:pPr>
-        <w:spacing w:beforeLines="0" w:afterLines="0" w:line="240" w:lineRule="auto"/>
-        <w:jc w:val="left"/>
-        <w:rPr>
-          <w:rFonts w:hint="default" w:ascii="Consolas" w:hAnsi="Consolas" w:eastAsia="Cascadia Mono" w:cs="Consolas"/>
-          <w:color w:val="000000"/>
-          <w:sz w:val="19"/>
-          <w:szCs w:val="24"/>
-          <w:highlight w:val="white"/>
-        </w:rPr>
-      </w:pPr>
-      <w:r>
-        <w:rPr>
-          <w:rFonts w:hint="default" w:ascii="Consolas" w:hAnsi="Consolas" w:eastAsia="Cascadia Mono" w:cs="Consolas"/>
-          <w:color w:val="1A94FF"/>
-          <w:sz w:val="19"/>
-          <w:szCs w:val="24"/>
-          <w:highlight w:val="white"/>
-        </w:rPr>
-        <w:t>}</w:t>
-      </w:r>
-    </w:p>
-    <w:p>
-      <w:pPr>
-        <w:spacing w:beforeLines="0" w:afterLines="0" w:line="240" w:lineRule="auto"/>
-        <w:jc w:val="left"/>
-        <w:rPr>
-          <w:rFonts w:hint="default" w:ascii="Consolas" w:hAnsi="Consolas" w:eastAsia="Cascadia Mono" w:cs="Consolas"/>
-          <w:color w:val="000000"/>
-          <w:sz w:val="19"/>
-          <w:szCs w:val="24"/>
-          <w:highlight w:val="white"/>
-        </w:rPr>
-      </w:pPr>
-    </w:p>
-    <w:p>
-      <w:pPr>
-        <w:spacing w:beforeLines="0" w:afterLines="0" w:line="240" w:lineRule="auto"/>
-        <w:jc w:val="left"/>
-        <w:rPr>
-          <w:rFonts w:hint="default" w:ascii="Consolas" w:hAnsi="Consolas" w:eastAsia="Cascadia Mono" w:cs="Consolas"/>
-          <w:color w:val="000000"/>
-          <w:sz w:val="19"/>
-          <w:szCs w:val="24"/>
-          <w:highlight w:val="white"/>
-        </w:rPr>
-      </w:pPr>
-      <w:r>
-        <w:rPr>
-          <w:rFonts w:hint="default" w:ascii="Consolas" w:hAnsi="Consolas" w:eastAsia="Cascadia Mono" w:cs="Consolas"/>
-          <w:color w:val="0000FF"/>
-          <w:sz w:val="19"/>
-          <w:szCs w:val="24"/>
-          <w:highlight w:val="white"/>
-        </w:rPr>
-        <w:t>int</w:t>
-      </w:r>
-      <w:r>
-        <w:rPr>
-          <w:rFonts w:hint="default" w:ascii="Consolas" w:hAnsi="Consolas" w:eastAsia="Cascadia Mono" w:cs="Consolas"/>
-          <w:color w:val="000000"/>
-          <w:sz w:val="19"/>
-          <w:szCs w:val="24"/>
-          <w:highlight w:val="white"/>
-        </w:rPr>
-        <w:t xml:space="preserve"> main</w:t>
-      </w:r>
-      <w:r>
-        <w:rPr>
-          <w:rFonts w:hint="default" w:ascii="Consolas" w:hAnsi="Consolas" w:eastAsia="Cascadia Mono" w:cs="Consolas"/>
-          <w:color w:val="1A94FF"/>
-          <w:sz w:val="19"/>
-          <w:szCs w:val="24"/>
-          <w:highlight w:val="white"/>
-        </w:rPr>
-        <w:t>()</w:t>
-      </w:r>
-      <w:r>
-        <w:rPr>
-          <w:rFonts w:hint="default" w:ascii="Consolas" w:hAnsi="Consolas" w:eastAsia="Cascadia Mono" w:cs="Consolas"/>
-          <w:color w:val="000000"/>
-          <w:sz w:val="19"/>
-          <w:szCs w:val="24"/>
-          <w:highlight w:val="white"/>
-        </w:rPr>
-        <w:t xml:space="preserve"> </w:t>
-      </w:r>
-      <w:r>
-        <w:rPr>
-          <w:rFonts w:hint="default" w:ascii="Consolas" w:hAnsi="Consolas" w:eastAsia="Cascadia Mono" w:cs="Consolas"/>
-          <w:color w:val="1A94FF"/>
-          <w:sz w:val="19"/>
-          <w:szCs w:val="24"/>
-          <w:highlight w:val="white"/>
-        </w:rPr>
-        <w:t>{</w:t>
-      </w:r>
-    </w:p>
-    <w:p>
-      <w:pPr>
-        <w:spacing w:beforeLines="0" w:afterLines="0" w:line="240" w:lineRule="auto"/>
-        <w:jc w:val="left"/>
-        <w:rPr>
-          <w:rFonts w:hint="default" w:ascii="Consolas" w:hAnsi="Consolas" w:eastAsia="Cascadia Mono" w:cs="Consolas"/>
-          <w:color w:val="000000"/>
-          <w:sz w:val="19"/>
-          <w:szCs w:val="24"/>
-          <w:highlight w:val="white"/>
-        </w:rPr>
-      </w:pPr>
-      <w:r>
-        <w:rPr>
-          <w:rFonts w:hint="default" w:ascii="Consolas" w:hAnsi="Consolas" w:eastAsia="Cascadia Mono" w:cs="Consolas"/>
-          <w:color w:val="000000"/>
-          <w:sz w:val="19"/>
-          <w:szCs w:val="24"/>
-          <w:highlight w:val="white"/>
-        </w:rPr>
-        <w:t xml:space="preserve">    setlocale</w:t>
-      </w:r>
-      <w:r>
-        <w:rPr>
-          <w:rFonts w:hint="default" w:ascii="Consolas" w:hAnsi="Consolas" w:eastAsia="Cascadia Mono" w:cs="Consolas"/>
-          <w:color w:val="FFD702"/>
-          <w:sz w:val="19"/>
-          <w:szCs w:val="24"/>
-          <w:highlight w:val="white"/>
-        </w:rPr>
-        <w:t>(</w:t>
-      </w:r>
-      <w:r>
-        <w:rPr>
-          <w:rFonts w:hint="default" w:ascii="Consolas" w:hAnsi="Consolas" w:eastAsia="Cascadia Mono" w:cs="Consolas"/>
-          <w:color w:val="6F008A"/>
-          <w:sz w:val="19"/>
-          <w:szCs w:val="24"/>
-          <w:highlight w:val="white"/>
-        </w:rPr>
-        <w:t>LC_ALL</w:t>
-      </w:r>
-      <w:r>
-        <w:rPr>
-          <w:rFonts w:hint="default" w:ascii="Consolas" w:hAnsi="Consolas" w:eastAsia="Cascadia Mono" w:cs="Consolas"/>
-          <w:color w:val="000000"/>
-          <w:sz w:val="19"/>
-          <w:szCs w:val="24"/>
-          <w:highlight w:val="white"/>
-        </w:rPr>
-        <w:t xml:space="preserve">, </w:t>
-      </w:r>
-      <w:r>
-        <w:rPr>
-          <w:rFonts w:hint="default" w:ascii="Consolas" w:hAnsi="Consolas" w:eastAsia="Cascadia Mono" w:cs="Consolas"/>
-          <w:color w:val="A31515"/>
-          <w:sz w:val="19"/>
-          <w:szCs w:val="24"/>
-          <w:highlight w:val="white"/>
-        </w:rPr>
-        <w:t>"ru"</w:t>
-      </w:r>
-      <w:r>
-        <w:rPr>
-          <w:rFonts w:hint="default" w:ascii="Consolas" w:hAnsi="Consolas" w:eastAsia="Cascadia Mono" w:cs="Consolas"/>
-          <w:color w:val="FFD702"/>
-          <w:sz w:val="19"/>
-          <w:szCs w:val="24"/>
-          <w:highlight w:val="white"/>
-        </w:rPr>
-        <w:t>)</w:t>
-      </w:r>
-      <w:r>
-        <w:rPr>
-          <w:rFonts w:hint="default" w:ascii="Consolas" w:hAnsi="Consolas" w:eastAsia="Cascadia Mono" w:cs="Consolas"/>
-          <w:color w:val="000000"/>
-          <w:sz w:val="19"/>
-          <w:szCs w:val="24"/>
-          <w:highlight w:val="white"/>
-        </w:rPr>
-        <w:t>;</w:t>
-      </w:r>
-    </w:p>
-    <w:p>
-      <w:pPr>
-        <w:spacing w:beforeLines="0" w:afterLines="0" w:line="240" w:lineRule="auto"/>
-        <w:jc w:val="left"/>
-        <w:rPr>
-          <w:rFonts w:hint="default" w:ascii="Consolas" w:hAnsi="Consolas" w:eastAsia="Cascadia Mono" w:cs="Consolas"/>
-          <w:color w:val="000000"/>
-          <w:sz w:val="19"/>
-          <w:szCs w:val="24"/>
-          <w:highlight w:val="white"/>
-        </w:rPr>
-      </w:pPr>
-      <w:r>
-        <w:rPr>
-          <w:rFonts w:hint="default" w:ascii="Consolas" w:hAnsi="Consolas" w:eastAsia="Cascadia Mono" w:cs="Consolas"/>
-          <w:color w:val="000000"/>
-          <w:sz w:val="19"/>
-          <w:szCs w:val="24"/>
-          <w:highlight w:val="white"/>
-        </w:rPr>
-        <w:t xml:space="preserve">    </w:t>
-      </w:r>
-      <w:r>
-        <w:rPr>
-          <w:rFonts w:hint="default" w:ascii="Consolas" w:hAnsi="Consolas" w:eastAsia="Cascadia Mono" w:cs="Consolas"/>
-          <w:color w:val="0000FF"/>
-          <w:sz w:val="19"/>
-          <w:szCs w:val="24"/>
-          <w:highlight w:val="white"/>
-        </w:rPr>
-        <w:t>double</w:t>
-      </w:r>
-      <w:r>
-        <w:rPr>
-          <w:rFonts w:hint="default" w:ascii="Consolas" w:hAnsi="Consolas" w:eastAsia="Cascadia Mono" w:cs="Consolas"/>
-          <w:color w:val="000000"/>
-          <w:sz w:val="19"/>
-          <w:szCs w:val="24"/>
-          <w:highlight w:val="white"/>
-        </w:rPr>
-        <w:t xml:space="preserve"> R = 5;</w:t>
-      </w:r>
-    </w:p>
-    <w:p>
-      <w:pPr>
-        <w:spacing w:beforeLines="0" w:afterLines="0" w:line="240" w:lineRule="auto"/>
-        <w:jc w:val="left"/>
-        <w:rPr>
-          <w:rFonts w:hint="default" w:ascii="Consolas" w:hAnsi="Consolas" w:eastAsia="Cascadia Mono" w:cs="Consolas"/>
-          <w:color w:val="000000"/>
-          <w:sz w:val="19"/>
-          <w:szCs w:val="24"/>
-          <w:highlight w:val="white"/>
-        </w:rPr>
-      </w:pPr>
-    </w:p>
-    <w:p>
-      <w:pPr>
-        <w:spacing w:beforeLines="0" w:afterLines="0" w:line="240" w:lineRule="auto"/>
-        <w:jc w:val="left"/>
-        <w:rPr>
-          <w:rFonts w:hint="default" w:ascii="Consolas" w:hAnsi="Consolas" w:eastAsia="Cascadia Mono" w:cs="Consolas"/>
-          <w:color w:val="000000"/>
-          <w:sz w:val="19"/>
-          <w:szCs w:val="24"/>
-          <w:highlight w:val="white"/>
-        </w:rPr>
-      </w:pPr>
-      <w:r>
-        <w:rPr>
-          <w:rFonts w:hint="default" w:ascii="Consolas" w:hAnsi="Consolas" w:eastAsia="Cascadia Mono" w:cs="Consolas"/>
-          <w:color w:val="000000"/>
-          <w:sz w:val="19"/>
-          <w:szCs w:val="24"/>
-          <w:highlight w:val="white"/>
-        </w:rPr>
-        <w:t xml:space="preserve">    cout </w:t>
-      </w:r>
-      <w:r>
-        <w:rPr>
-          <w:rFonts w:hint="default" w:ascii="Consolas" w:hAnsi="Consolas" w:eastAsia="Cascadia Mono" w:cs="Consolas"/>
-          <w:color w:val="008080"/>
-          <w:sz w:val="19"/>
-          <w:szCs w:val="24"/>
-          <w:highlight w:val="white"/>
-        </w:rPr>
-        <w:t>&lt;&lt;</w:t>
-      </w:r>
-      <w:r>
-        <w:rPr>
-          <w:rFonts w:hint="default" w:ascii="Consolas" w:hAnsi="Consolas" w:eastAsia="Cascadia Mono" w:cs="Consolas"/>
-          <w:color w:val="000000"/>
-          <w:sz w:val="19"/>
-          <w:szCs w:val="24"/>
-          <w:highlight w:val="white"/>
-        </w:rPr>
-        <w:t xml:space="preserve"> </w:t>
-      </w:r>
-      <w:r>
-        <w:rPr>
-          <w:rFonts w:hint="default" w:ascii="Consolas" w:hAnsi="Consolas" w:eastAsia="Cascadia Mono" w:cs="Consolas"/>
-          <w:color w:val="A31515"/>
-          <w:sz w:val="19"/>
-          <w:szCs w:val="24"/>
-          <w:highlight w:val="white"/>
-        </w:rPr>
-        <w:t>"Количество точек: "</w:t>
-      </w:r>
-    </w:p>
-    <w:p>
-      <w:pPr>
-        <w:spacing w:beforeLines="0" w:afterLines="0" w:line="240" w:lineRule="auto"/>
-        <w:jc w:val="left"/>
-        <w:rPr>
-          <w:rFonts w:hint="default" w:ascii="Consolas" w:hAnsi="Consolas" w:eastAsia="Cascadia Mono" w:cs="Consolas"/>
-          <w:color w:val="000000"/>
-          <w:sz w:val="19"/>
-          <w:szCs w:val="24"/>
-          <w:highlight w:val="white"/>
-        </w:rPr>
-      </w:pPr>
-      <w:r>
-        <w:rPr>
-          <w:rFonts w:hint="default" w:ascii="Consolas" w:hAnsi="Consolas" w:eastAsia="Cascadia Mono" w:cs="Consolas"/>
-          <w:color w:val="000000"/>
-          <w:sz w:val="19"/>
-          <w:szCs w:val="24"/>
-          <w:highlight w:val="white"/>
-        </w:rPr>
-        <w:t xml:space="preserve">        </w:t>
-      </w:r>
-      <w:r>
-        <w:rPr>
-          <w:rFonts w:hint="default" w:ascii="Consolas" w:hAnsi="Consolas" w:eastAsia="Cascadia Mono" w:cs="Consolas"/>
-          <w:color w:val="008080"/>
-          <w:sz w:val="19"/>
-          <w:szCs w:val="24"/>
-          <w:highlight w:val="white"/>
-        </w:rPr>
-        <w:t>&lt;&lt;</w:t>
-      </w:r>
-      <w:r>
-        <w:rPr>
-          <w:rFonts w:hint="default" w:ascii="Consolas" w:hAnsi="Consolas" w:eastAsia="Cascadia Mono" w:cs="Consolas"/>
-          <w:color w:val="000000"/>
-          <w:sz w:val="19"/>
-          <w:szCs w:val="24"/>
-          <w:highlight w:val="white"/>
-        </w:rPr>
-        <w:t xml:space="preserve"> circuit</w:t>
-      </w:r>
-      <w:r>
-        <w:rPr>
-          <w:rFonts w:hint="default" w:ascii="Consolas" w:hAnsi="Consolas" w:eastAsia="Cascadia Mono" w:cs="Consolas"/>
-          <w:color w:val="FFD702"/>
-          <w:sz w:val="19"/>
-          <w:szCs w:val="24"/>
-          <w:highlight w:val="white"/>
-        </w:rPr>
-        <w:t>(</w:t>
-      </w:r>
-      <w:r>
-        <w:rPr>
-          <w:rFonts w:hint="default" w:ascii="Consolas" w:hAnsi="Consolas" w:eastAsia="Cascadia Mono" w:cs="Consolas"/>
-          <w:color w:val="000000"/>
-          <w:sz w:val="19"/>
-          <w:szCs w:val="24"/>
-          <w:highlight w:val="white"/>
-        </w:rPr>
-        <w:t>R, 3,</w:t>
-      </w:r>
-    </w:p>
-    <w:p>
-      <w:pPr>
-        <w:spacing w:beforeLines="0" w:afterLines="0" w:line="240" w:lineRule="auto"/>
-        <w:jc w:val="left"/>
-        <w:rPr>
-          <w:rFonts w:hint="default" w:ascii="Consolas" w:hAnsi="Consolas" w:eastAsia="Cascadia Mono" w:cs="Consolas"/>
-          <w:color w:val="000000"/>
-          <w:sz w:val="19"/>
-          <w:szCs w:val="24"/>
-          <w:highlight w:val="white"/>
-        </w:rPr>
-      </w:pPr>
-      <w:r>
-        <w:rPr>
-          <w:rFonts w:hint="default" w:ascii="Consolas" w:hAnsi="Consolas" w:eastAsia="Cascadia Mono" w:cs="Consolas"/>
-          <w:color w:val="000000"/>
-          <w:sz w:val="19"/>
-          <w:szCs w:val="24"/>
-          <w:highlight w:val="white"/>
-        </w:rPr>
-        <w:t xml:space="preserve">            3, 4,</w:t>
-      </w:r>
-    </w:p>
-    <w:p>
-      <w:pPr>
-        <w:spacing w:beforeLines="0" w:afterLines="0" w:line="240" w:lineRule="auto"/>
-        <w:jc w:val="left"/>
-        <w:rPr>
-          <w:rFonts w:hint="default" w:ascii="Consolas" w:hAnsi="Consolas" w:eastAsia="Cascadia Mono" w:cs="Consolas"/>
-          <w:color w:val="000000"/>
-          <w:sz w:val="19"/>
-          <w:szCs w:val="24"/>
-          <w:highlight w:val="white"/>
-        </w:rPr>
-      </w:pPr>
-      <w:r>
-        <w:rPr>
-          <w:rFonts w:hint="default" w:ascii="Consolas" w:hAnsi="Consolas" w:eastAsia="Cascadia Mono" w:cs="Consolas"/>
-          <w:color w:val="000000"/>
-          <w:sz w:val="19"/>
-          <w:szCs w:val="24"/>
-          <w:highlight w:val="white"/>
-        </w:rPr>
-        <w:t xml:space="preserve">            5, 0,</w:t>
-      </w:r>
-    </w:p>
-    <w:p>
-      <w:pPr>
-        <w:spacing w:beforeLines="0" w:afterLines="0" w:line="240" w:lineRule="auto"/>
-        <w:jc w:val="left"/>
-        <w:rPr>
-          <w:rFonts w:hint="default" w:ascii="Consolas" w:hAnsi="Consolas" w:eastAsia="Cascadia Mono" w:cs="Consolas"/>
-          <w:color w:val="000000"/>
-          <w:sz w:val="19"/>
-          <w:szCs w:val="24"/>
-          <w:highlight w:val="white"/>
-        </w:rPr>
-      </w:pPr>
-      <w:r>
-        <w:rPr>
-          <w:rFonts w:hint="default" w:ascii="Consolas" w:hAnsi="Consolas" w:eastAsia="Cascadia Mono" w:cs="Consolas"/>
-          <w:color w:val="000000"/>
-          <w:sz w:val="19"/>
-          <w:szCs w:val="24"/>
-          <w:highlight w:val="white"/>
-        </w:rPr>
-        <w:t xml:space="preserve">            1, 1</w:t>
-      </w:r>
-      <w:r>
-        <w:rPr>
-          <w:rFonts w:hint="default" w:ascii="Consolas" w:hAnsi="Consolas" w:eastAsia="Cascadia Mono" w:cs="Consolas"/>
-          <w:color w:val="FFD702"/>
-          <w:sz w:val="19"/>
-          <w:szCs w:val="24"/>
-          <w:highlight w:val="white"/>
-        </w:rPr>
-        <w:t>)</w:t>
-      </w:r>
-    </w:p>
-    <w:p>
-      <w:pPr>
-        <w:spacing w:beforeLines="0" w:afterLines="0" w:line="240" w:lineRule="auto"/>
-        <w:jc w:val="left"/>
-        <w:rPr>
-          <w:rFonts w:hint="default" w:ascii="Consolas" w:hAnsi="Consolas" w:eastAsia="Cascadia Mono" w:cs="Consolas"/>
-          <w:color w:val="000000"/>
-          <w:sz w:val="19"/>
-          <w:szCs w:val="24"/>
-          <w:highlight w:val="white"/>
-        </w:rPr>
-      </w:pPr>
-      <w:r>
-        <w:rPr>
-          <w:rFonts w:hint="default" w:ascii="Consolas" w:hAnsi="Consolas" w:eastAsia="Cascadia Mono" w:cs="Consolas"/>
-          <w:color w:val="000000"/>
-          <w:sz w:val="19"/>
-          <w:szCs w:val="24"/>
-          <w:highlight w:val="white"/>
-        </w:rPr>
-        <w:t xml:space="preserve">        </w:t>
-      </w:r>
-      <w:r>
-        <w:rPr>
-          <w:rFonts w:hint="default" w:ascii="Consolas" w:hAnsi="Consolas" w:eastAsia="Cascadia Mono" w:cs="Consolas"/>
-          <w:color w:val="008080"/>
-          <w:sz w:val="19"/>
-          <w:szCs w:val="24"/>
-          <w:highlight w:val="white"/>
-        </w:rPr>
-        <w:t>&lt;&lt;</w:t>
-      </w:r>
-      <w:r>
-        <w:rPr>
-          <w:rFonts w:hint="default" w:ascii="Consolas" w:hAnsi="Consolas" w:eastAsia="Cascadia Mono" w:cs="Consolas"/>
-          <w:color w:val="000000"/>
-          <w:sz w:val="19"/>
-          <w:szCs w:val="24"/>
-          <w:highlight w:val="white"/>
-        </w:rPr>
-        <w:t xml:space="preserve"> endl;</w:t>
-      </w:r>
-    </w:p>
-    <w:p>
-      <w:pPr>
-        <w:spacing w:beforeLines="0" w:afterLines="0" w:line="240" w:lineRule="auto"/>
-        <w:jc w:val="left"/>
-        <w:rPr>
-          <w:rFonts w:hint="default" w:ascii="Consolas" w:hAnsi="Consolas" w:eastAsia="Cascadia Mono" w:cs="Consolas"/>
-          <w:color w:val="000000"/>
-          <w:sz w:val="19"/>
-          <w:szCs w:val="24"/>
-          <w:highlight w:val="white"/>
-        </w:rPr>
-      </w:pPr>
-    </w:p>
-    <w:p>
-      <w:pPr>
-        <w:spacing w:beforeLines="0" w:afterLines="0" w:line="240" w:lineRule="auto"/>
-        <w:jc w:val="left"/>
-        <w:rPr>
-          <w:rFonts w:hint="default" w:ascii="Consolas" w:hAnsi="Consolas" w:eastAsia="Cascadia Mono" w:cs="Consolas"/>
-          <w:color w:val="000000"/>
-          <w:sz w:val="19"/>
-          <w:szCs w:val="24"/>
-          <w:highlight w:val="white"/>
-        </w:rPr>
-      </w:pPr>
-      <w:r>
-        <w:rPr>
-          <w:rFonts w:hint="default" w:ascii="Consolas" w:hAnsi="Consolas" w:eastAsia="Cascadia Mono" w:cs="Consolas"/>
-          <w:color w:val="000000"/>
-          <w:sz w:val="19"/>
-          <w:szCs w:val="24"/>
-          <w:highlight w:val="white"/>
-        </w:rPr>
-        <w:t xml:space="preserve">    cout </w:t>
-      </w:r>
-      <w:r>
-        <w:rPr>
-          <w:rFonts w:hint="default" w:ascii="Consolas" w:hAnsi="Consolas" w:eastAsia="Cascadia Mono" w:cs="Consolas"/>
-          <w:color w:val="008080"/>
-          <w:sz w:val="19"/>
-          <w:szCs w:val="24"/>
-          <w:highlight w:val="white"/>
-        </w:rPr>
-        <w:t>&lt;&lt;</w:t>
-      </w:r>
-      <w:r>
-        <w:rPr>
-          <w:rFonts w:hint="default" w:ascii="Consolas" w:hAnsi="Consolas" w:eastAsia="Cascadia Mono" w:cs="Consolas"/>
-          <w:color w:val="000000"/>
-          <w:sz w:val="19"/>
-          <w:szCs w:val="24"/>
-          <w:highlight w:val="white"/>
-        </w:rPr>
-        <w:t xml:space="preserve"> </w:t>
-      </w:r>
-      <w:r>
-        <w:rPr>
-          <w:rFonts w:hint="default" w:ascii="Consolas" w:hAnsi="Consolas" w:eastAsia="Cascadia Mono" w:cs="Consolas"/>
-          <w:color w:val="A31515"/>
-          <w:sz w:val="19"/>
-          <w:szCs w:val="24"/>
-          <w:highlight w:val="white"/>
-        </w:rPr>
-        <w:t>"Количество точек: "</w:t>
-      </w:r>
-    </w:p>
-    <w:p>
-      <w:pPr>
-        <w:spacing w:beforeLines="0" w:afterLines="0" w:line="240" w:lineRule="auto"/>
-        <w:jc w:val="left"/>
-        <w:rPr>
-          <w:rFonts w:hint="default" w:ascii="Consolas" w:hAnsi="Consolas" w:eastAsia="Cascadia Mono" w:cs="Consolas"/>
-          <w:color w:val="000000"/>
-          <w:sz w:val="19"/>
-          <w:szCs w:val="24"/>
-          <w:highlight w:val="white"/>
-        </w:rPr>
-      </w:pPr>
-      <w:r>
-        <w:rPr>
-          <w:rFonts w:hint="default" w:ascii="Consolas" w:hAnsi="Consolas" w:eastAsia="Cascadia Mono" w:cs="Consolas"/>
-          <w:color w:val="000000"/>
-          <w:sz w:val="19"/>
-          <w:szCs w:val="24"/>
-          <w:highlight w:val="white"/>
-        </w:rPr>
-        <w:t xml:space="preserve">        </w:t>
-      </w:r>
-      <w:r>
-        <w:rPr>
-          <w:rFonts w:hint="default" w:ascii="Consolas" w:hAnsi="Consolas" w:eastAsia="Cascadia Mono" w:cs="Consolas"/>
-          <w:color w:val="008080"/>
-          <w:sz w:val="19"/>
-          <w:szCs w:val="24"/>
-          <w:highlight w:val="white"/>
-        </w:rPr>
-        <w:t>&lt;&lt;</w:t>
-      </w:r>
-      <w:r>
-        <w:rPr>
-          <w:rFonts w:hint="default" w:ascii="Consolas" w:hAnsi="Consolas" w:eastAsia="Cascadia Mono" w:cs="Consolas"/>
-          <w:color w:val="000000"/>
-          <w:sz w:val="19"/>
-          <w:szCs w:val="24"/>
-          <w:highlight w:val="white"/>
-        </w:rPr>
-        <w:t xml:space="preserve"> circuit</w:t>
-      </w:r>
-      <w:r>
-        <w:rPr>
-          <w:rFonts w:hint="default" w:ascii="Consolas" w:hAnsi="Consolas" w:eastAsia="Cascadia Mono" w:cs="Consolas"/>
-          <w:color w:val="FFD702"/>
-          <w:sz w:val="19"/>
-          <w:szCs w:val="24"/>
-          <w:highlight w:val="white"/>
-        </w:rPr>
-        <w:t>(</w:t>
-      </w:r>
-      <w:r>
-        <w:rPr>
-          <w:rFonts w:hint="default" w:ascii="Consolas" w:hAnsi="Consolas" w:eastAsia="Cascadia Mono" w:cs="Consolas"/>
-          <w:color w:val="000000"/>
-          <w:sz w:val="19"/>
-          <w:szCs w:val="24"/>
-          <w:highlight w:val="white"/>
-        </w:rPr>
-        <w:t>R, 5,</w:t>
-      </w:r>
-    </w:p>
-    <w:p>
-      <w:pPr>
-        <w:spacing w:beforeLines="0" w:afterLines="0" w:line="240" w:lineRule="auto"/>
-        <w:jc w:val="left"/>
-        <w:rPr>
-          <w:rFonts w:hint="default" w:ascii="Consolas" w:hAnsi="Consolas" w:eastAsia="Cascadia Mono" w:cs="Consolas"/>
-          <w:color w:val="000000"/>
-          <w:sz w:val="19"/>
-          <w:szCs w:val="24"/>
-          <w:highlight w:val="white"/>
-        </w:rPr>
-      </w:pPr>
-      <w:r>
-        <w:rPr>
-          <w:rFonts w:hint="default" w:ascii="Consolas" w:hAnsi="Consolas" w:eastAsia="Cascadia Mono" w:cs="Consolas"/>
-          <w:color w:val="000000"/>
-          <w:sz w:val="19"/>
-          <w:szCs w:val="24"/>
-          <w:highlight w:val="white"/>
-        </w:rPr>
-        <w:t xml:space="preserve">            3, 4,</w:t>
-      </w:r>
-    </w:p>
-    <w:p>
-      <w:pPr>
-        <w:spacing w:beforeLines="0" w:afterLines="0" w:line="240" w:lineRule="auto"/>
-        <w:jc w:val="left"/>
-        <w:rPr>
-          <w:rFonts w:hint="default" w:ascii="Consolas" w:hAnsi="Consolas" w:eastAsia="Cascadia Mono" w:cs="Consolas"/>
-          <w:color w:val="000000"/>
-          <w:sz w:val="19"/>
-          <w:szCs w:val="24"/>
-          <w:highlight w:val="white"/>
-        </w:rPr>
-      </w:pPr>
-      <w:r>
-        <w:rPr>
-          <w:rFonts w:hint="default" w:ascii="Consolas" w:hAnsi="Consolas" w:eastAsia="Cascadia Mono" w:cs="Consolas"/>
-          <w:color w:val="000000"/>
-          <w:sz w:val="19"/>
-          <w:szCs w:val="24"/>
-          <w:highlight w:val="white"/>
-        </w:rPr>
-        <w:t xml:space="preserve">            0, 5,</w:t>
-      </w:r>
-    </w:p>
-    <w:p>
-      <w:pPr>
-        <w:spacing w:beforeLines="0" w:afterLines="0" w:line="240" w:lineRule="auto"/>
-        <w:jc w:val="left"/>
-        <w:rPr>
-          <w:rFonts w:hint="default" w:ascii="Consolas" w:hAnsi="Consolas" w:eastAsia="Cascadia Mono" w:cs="Consolas"/>
-          <w:color w:val="000000"/>
-          <w:sz w:val="19"/>
-          <w:szCs w:val="24"/>
-          <w:highlight w:val="white"/>
-        </w:rPr>
-      </w:pPr>
-      <w:r>
-        <w:rPr>
-          <w:rFonts w:hint="default" w:ascii="Consolas" w:hAnsi="Consolas" w:eastAsia="Cascadia Mono" w:cs="Consolas"/>
-          <w:color w:val="000000"/>
-          <w:sz w:val="19"/>
-          <w:szCs w:val="24"/>
-          <w:highlight w:val="white"/>
-        </w:rPr>
-        <w:t xml:space="preserve">            -3, -4,</w:t>
-      </w:r>
-    </w:p>
-    <w:p>
-      <w:pPr>
-        <w:spacing w:beforeLines="0" w:afterLines="0" w:line="240" w:lineRule="auto"/>
-        <w:jc w:val="left"/>
-        <w:rPr>
-          <w:rFonts w:hint="default" w:ascii="Consolas" w:hAnsi="Consolas" w:eastAsia="Cascadia Mono" w:cs="Consolas"/>
-          <w:color w:val="000000"/>
-          <w:sz w:val="19"/>
-          <w:szCs w:val="24"/>
-          <w:highlight w:val="white"/>
-        </w:rPr>
-      </w:pPr>
-      <w:r>
-        <w:rPr>
-          <w:rFonts w:hint="default" w:ascii="Consolas" w:hAnsi="Consolas" w:eastAsia="Cascadia Mono" w:cs="Consolas"/>
-          <w:color w:val="000000"/>
-          <w:sz w:val="19"/>
-          <w:szCs w:val="24"/>
-          <w:highlight w:val="white"/>
-        </w:rPr>
-        <w:t xml:space="preserve">            2, 2,</w:t>
-      </w:r>
-    </w:p>
-    <w:p>
-      <w:pPr>
-        <w:spacing w:beforeLines="0" w:afterLines="0" w:line="240" w:lineRule="auto"/>
-        <w:jc w:val="left"/>
-        <w:rPr>
-          <w:rFonts w:hint="default" w:ascii="Consolas" w:hAnsi="Consolas" w:eastAsia="Cascadia Mono" w:cs="Consolas"/>
-          <w:color w:val="000000"/>
-          <w:sz w:val="19"/>
-          <w:szCs w:val="24"/>
-          <w:highlight w:val="white"/>
-        </w:rPr>
-      </w:pPr>
-      <w:r>
-        <w:rPr>
-          <w:rFonts w:hint="default" w:ascii="Consolas" w:hAnsi="Consolas" w:eastAsia="Cascadia Mono" w:cs="Consolas"/>
-          <w:color w:val="000000"/>
-          <w:sz w:val="19"/>
-          <w:szCs w:val="24"/>
-          <w:highlight w:val="white"/>
-        </w:rPr>
-        <w:t xml:space="preserve">            4, 3</w:t>
-      </w:r>
-      <w:r>
-        <w:rPr>
-          <w:rFonts w:hint="default" w:ascii="Consolas" w:hAnsi="Consolas" w:eastAsia="Cascadia Mono" w:cs="Consolas"/>
-          <w:color w:val="FFD702"/>
-          <w:sz w:val="19"/>
-          <w:szCs w:val="24"/>
-          <w:highlight w:val="white"/>
-        </w:rPr>
-        <w:t>)</w:t>
-      </w:r>
-    </w:p>
-    <w:p>
-      <w:pPr>
-        <w:spacing w:beforeLines="0" w:afterLines="0" w:line="240" w:lineRule="auto"/>
-        <w:jc w:val="left"/>
-        <w:rPr>
-          <w:rFonts w:hint="default" w:ascii="Consolas" w:hAnsi="Consolas" w:eastAsia="Cascadia Mono" w:cs="Consolas"/>
-          <w:color w:val="000000"/>
-          <w:sz w:val="19"/>
-          <w:szCs w:val="24"/>
-          <w:highlight w:val="white"/>
-        </w:rPr>
-      </w:pPr>
-      <w:r>
-        <w:rPr>
-          <w:rFonts w:hint="default" w:ascii="Consolas" w:hAnsi="Consolas" w:eastAsia="Cascadia Mono" w:cs="Consolas"/>
-          <w:color w:val="000000"/>
-          <w:sz w:val="19"/>
-          <w:szCs w:val="24"/>
-          <w:highlight w:val="white"/>
-        </w:rPr>
-        <w:t xml:space="preserve">        </w:t>
-      </w:r>
-      <w:r>
-        <w:rPr>
-          <w:rFonts w:hint="default" w:ascii="Consolas" w:hAnsi="Consolas" w:eastAsia="Cascadia Mono" w:cs="Consolas"/>
-          <w:color w:val="008080"/>
-          <w:sz w:val="19"/>
-          <w:szCs w:val="24"/>
-          <w:highlight w:val="white"/>
-        </w:rPr>
-        <w:t>&lt;&lt;</w:t>
-      </w:r>
-      <w:r>
-        <w:rPr>
-          <w:rFonts w:hint="default" w:ascii="Consolas" w:hAnsi="Consolas" w:eastAsia="Cascadia Mono" w:cs="Consolas"/>
-          <w:color w:val="000000"/>
-          <w:sz w:val="19"/>
-          <w:szCs w:val="24"/>
-          <w:highlight w:val="white"/>
-        </w:rPr>
-        <w:t xml:space="preserve"> endl;</w:t>
-      </w:r>
-    </w:p>
-    <w:p>
-      <w:pPr>
-        <w:spacing w:beforeLines="0" w:afterLines="0" w:line="240" w:lineRule="auto"/>
-        <w:jc w:val="left"/>
-        <w:rPr>
-          <w:rFonts w:hint="default" w:ascii="Consolas" w:hAnsi="Consolas" w:eastAsia="Cascadia Mono" w:cs="Consolas"/>
-          <w:color w:val="000000"/>
-          <w:sz w:val="19"/>
-          <w:szCs w:val="24"/>
-          <w:highlight w:val="white"/>
-        </w:rPr>
-      </w:pPr>
-    </w:p>
-    <w:p>
-      <w:pPr>
-        <w:spacing w:beforeLines="0" w:afterLines="0" w:line="240" w:lineRule="auto"/>
-        <w:jc w:val="left"/>
-        <w:rPr>
-          <w:rFonts w:hint="default" w:ascii="Consolas" w:hAnsi="Consolas" w:eastAsia="Cascadia Mono" w:cs="Consolas"/>
-          <w:color w:val="000000"/>
-          <w:sz w:val="19"/>
-          <w:szCs w:val="24"/>
-          <w:highlight w:val="white"/>
-        </w:rPr>
-      </w:pPr>
-      <w:r>
-        <w:rPr>
-          <w:rFonts w:hint="default" w:ascii="Consolas" w:hAnsi="Consolas" w:eastAsia="Cascadia Mono" w:cs="Consolas"/>
-          <w:color w:val="000000"/>
-          <w:sz w:val="19"/>
-          <w:szCs w:val="24"/>
-          <w:highlight w:val="white"/>
-        </w:rPr>
-        <w:t xml:space="preserve">    cout </w:t>
-      </w:r>
-      <w:r>
-        <w:rPr>
-          <w:rFonts w:hint="default" w:ascii="Consolas" w:hAnsi="Consolas" w:eastAsia="Cascadia Mono" w:cs="Consolas"/>
-          <w:color w:val="008080"/>
-          <w:sz w:val="19"/>
-          <w:szCs w:val="24"/>
-          <w:highlight w:val="white"/>
-        </w:rPr>
-        <w:t>&lt;&lt;</w:t>
-      </w:r>
-      <w:r>
-        <w:rPr>
-          <w:rFonts w:hint="default" w:ascii="Consolas" w:hAnsi="Consolas" w:eastAsia="Cascadia Mono" w:cs="Consolas"/>
-          <w:color w:val="000000"/>
-          <w:sz w:val="19"/>
-          <w:szCs w:val="24"/>
-          <w:highlight w:val="white"/>
-        </w:rPr>
-        <w:t xml:space="preserve"> </w:t>
-      </w:r>
-      <w:r>
-        <w:rPr>
-          <w:rFonts w:hint="default" w:ascii="Consolas" w:hAnsi="Consolas" w:eastAsia="Cascadia Mono" w:cs="Consolas"/>
-          <w:color w:val="A31515"/>
-          <w:sz w:val="19"/>
-          <w:szCs w:val="24"/>
-          <w:highlight w:val="white"/>
-        </w:rPr>
-        <w:t>"Количество точек: "</w:t>
-      </w:r>
-    </w:p>
-    <w:p>
-      <w:pPr>
-        <w:spacing w:beforeLines="0" w:afterLines="0" w:line="240" w:lineRule="auto"/>
-        <w:jc w:val="left"/>
-        <w:rPr>
-          <w:rFonts w:hint="default" w:ascii="Consolas" w:hAnsi="Consolas" w:eastAsia="Cascadia Mono" w:cs="Consolas"/>
-          <w:color w:val="000000"/>
-          <w:sz w:val="19"/>
-          <w:szCs w:val="24"/>
-          <w:highlight w:val="white"/>
-        </w:rPr>
-      </w:pPr>
-      <w:r>
-        <w:rPr>
-          <w:rFonts w:hint="default" w:ascii="Consolas" w:hAnsi="Consolas" w:eastAsia="Cascadia Mono" w:cs="Consolas"/>
-          <w:color w:val="000000"/>
-          <w:sz w:val="19"/>
-          <w:szCs w:val="24"/>
-          <w:highlight w:val="white"/>
-        </w:rPr>
-        <w:t xml:space="preserve">        </w:t>
-      </w:r>
-      <w:r>
-        <w:rPr>
-          <w:rFonts w:hint="default" w:ascii="Consolas" w:hAnsi="Consolas" w:eastAsia="Cascadia Mono" w:cs="Consolas"/>
-          <w:color w:val="008080"/>
-          <w:sz w:val="19"/>
-          <w:szCs w:val="24"/>
-          <w:highlight w:val="white"/>
-        </w:rPr>
-        <w:t>&lt;&lt;</w:t>
-      </w:r>
-      <w:r>
-        <w:rPr>
-          <w:rFonts w:hint="default" w:ascii="Consolas" w:hAnsi="Consolas" w:eastAsia="Cascadia Mono" w:cs="Consolas"/>
-          <w:color w:val="000000"/>
-          <w:sz w:val="19"/>
-          <w:szCs w:val="24"/>
-          <w:highlight w:val="white"/>
-        </w:rPr>
-        <w:t xml:space="preserve"> circuit</w:t>
-      </w:r>
-      <w:r>
-        <w:rPr>
-          <w:rFonts w:hint="default" w:ascii="Consolas" w:hAnsi="Consolas" w:eastAsia="Cascadia Mono" w:cs="Consolas"/>
-          <w:color w:val="FFD702"/>
-          <w:sz w:val="19"/>
-          <w:szCs w:val="24"/>
-          <w:highlight w:val="white"/>
-        </w:rPr>
-        <w:t>(</w:t>
-      </w:r>
-      <w:r>
-        <w:rPr>
-          <w:rFonts w:hint="default" w:ascii="Consolas" w:hAnsi="Consolas" w:eastAsia="Cascadia Mono" w:cs="Consolas"/>
-          <w:color w:val="000000"/>
-          <w:sz w:val="19"/>
-          <w:szCs w:val="24"/>
-          <w:highlight w:val="white"/>
-        </w:rPr>
-        <w:t>R, 2,</w:t>
-      </w:r>
-    </w:p>
-    <w:p>
-      <w:pPr>
-        <w:spacing w:beforeLines="0" w:afterLines="0" w:line="240" w:lineRule="auto"/>
-        <w:jc w:val="left"/>
-        <w:rPr>
-          <w:rFonts w:hint="default" w:ascii="Consolas" w:hAnsi="Consolas" w:eastAsia="Cascadia Mono" w:cs="Consolas"/>
-          <w:color w:val="000000"/>
-          <w:sz w:val="19"/>
-          <w:szCs w:val="24"/>
-          <w:highlight w:val="white"/>
-        </w:rPr>
-      </w:pPr>
-      <w:r>
-        <w:rPr>
-          <w:rFonts w:hint="default" w:ascii="Consolas" w:hAnsi="Consolas" w:eastAsia="Cascadia Mono" w:cs="Consolas"/>
-          <w:color w:val="000000"/>
-          <w:sz w:val="19"/>
-          <w:szCs w:val="24"/>
-          <w:highlight w:val="white"/>
-        </w:rPr>
-        <w:t xml:space="preserve">            1, 2,</w:t>
-      </w:r>
-    </w:p>
-    <w:p>
-      <w:pPr>
-        <w:spacing w:beforeLines="0" w:afterLines="0" w:line="240" w:lineRule="auto"/>
-        <w:jc w:val="left"/>
-        <w:rPr>
-          <w:rFonts w:hint="default" w:ascii="Consolas" w:hAnsi="Consolas" w:eastAsia="Cascadia Mono" w:cs="Consolas"/>
-          <w:color w:val="000000"/>
-          <w:sz w:val="19"/>
-          <w:szCs w:val="24"/>
-          <w:highlight w:val="white"/>
-        </w:rPr>
-      </w:pPr>
-      <w:r>
-        <w:rPr>
-          <w:rFonts w:hint="default" w:ascii="Consolas" w:hAnsi="Consolas" w:eastAsia="Cascadia Mono" w:cs="Consolas"/>
-          <w:color w:val="000000"/>
-          <w:sz w:val="19"/>
-          <w:szCs w:val="24"/>
-          <w:highlight w:val="white"/>
-        </w:rPr>
-        <w:t xml:space="preserve">            2, 1</w:t>
-      </w:r>
-      <w:r>
-        <w:rPr>
-          <w:rFonts w:hint="default" w:ascii="Consolas" w:hAnsi="Consolas" w:eastAsia="Cascadia Mono" w:cs="Consolas"/>
-          <w:color w:val="FFD702"/>
-          <w:sz w:val="19"/>
-          <w:szCs w:val="24"/>
-          <w:highlight w:val="white"/>
-        </w:rPr>
-        <w:t>)</w:t>
-      </w:r>
-    </w:p>
-    <w:p>
-      <w:pPr>
-        <w:spacing w:beforeLines="0" w:afterLines="0" w:line="240" w:lineRule="auto"/>
-        <w:jc w:val="left"/>
-        <w:rPr>
-          <w:rFonts w:hint="default" w:ascii="Consolas" w:hAnsi="Consolas" w:eastAsia="Cascadia Mono" w:cs="Consolas"/>
-          <w:color w:val="000000"/>
-          <w:sz w:val="19"/>
-          <w:szCs w:val="24"/>
-          <w:highlight w:val="white"/>
-        </w:rPr>
-      </w:pPr>
-      <w:r>
-        <w:rPr>
-          <w:rFonts w:hint="default" w:ascii="Consolas" w:hAnsi="Consolas" w:eastAsia="Cascadia Mono" w:cs="Consolas"/>
-          <w:color w:val="000000"/>
-          <w:sz w:val="19"/>
-          <w:szCs w:val="24"/>
-          <w:highlight w:val="white"/>
-        </w:rPr>
-        <w:t xml:space="preserve">        </w:t>
-      </w:r>
-      <w:r>
-        <w:rPr>
-          <w:rFonts w:hint="default" w:ascii="Consolas" w:hAnsi="Consolas" w:eastAsia="Cascadia Mono" w:cs="Consolas"/>
-          <w:color w:val="008080"/>
-          <w:sz w:val="19"/>
-          <w:szCs w:val="24"/>
-          <w:highlight w:val="white"/>
-        </w:rPr>
-        <w:t>&lt;&lt;</w:t>
-      </w:r>
-      <w:r>
-        <w:rPr>
-          <w:rFonts w:hint="default" w:ascii="Consolas" w:hAnsi="Consolas" w:eastAsia="Cascadia Mono" w:cs="Consolas"/>
-          <w:color w:val="000000"/>
-          <w:sz w:val="19"/>
-          <w:szCs w:val="24"/>
-          <w:highlight w:val="white"/>
-        </w:rPr>
-        <w:t xml:space="preserve"> endl;</w:t>
-      </w:r>
-    </w:p>
-    <w:p>
-      <w:pPr>
-        <w:spacing w:beforeLines="0" w:afterLines="0" w:line="240" w:lineRule="auto"/>
-        <w:jc w:val="left"/>
-        <w:rPr>
-          <w:rFonts w:hint="default" w:ascii="Consolas" w:hAnsi="Consolas" w:eastAsia="Cascadia Mono" w:cs="Consolas"/>
-          <w:color w:val="000000"/>
-          <w:sz w:val="19"/>
-          <w:szCs w:val="24"/>
-          <w:highlight w:val="white"/>
-        </w:rPr>
-      </w:pPr>
-      <w:r>
-        <w:rPr>
-          <w:rFonts w:hint="default" w:ascii="Consolas" w:hAnsi="Consolas" w:eastAsia="Cascadia Mono" w:cs="Consolas"/>
-          <w:color w:val="1A94FF"/>
-          <w:sz w:val="19"/>
-          <w:szCs w:val="24"/>
-          <w:highlight w:val="white"/>
-        </w:rPr>
-        <w:t>}</w:t>
-      </w:r>
-    </w:p>
-    <w:p>
-      <w:pPr>
-        <w:pStyle w:val="35"/>
-        <w:spacing w:after="30" w:line="360" w:lineRule="auto"/>
-        <w:ind w:left="0"/>
-        <w:jc w:val="both"/>
-        <w:rPr>
-          <w:rFonts w:hint="default" w:ascii="Cascadia Mono" w:hAnsi="Cascadia Mono" w:eastAsia="Cascadia Mono"/>
-          <w:color w:val="1A94FF"/>
-          <w:sz w:val="19"/>
-          <w:szCs w:val="24"/>
-          <w:highlight w:val="white"/>
-          <w:lang w:val="ru-RU"/>
-        </w:rPr>
-      </w:pPr>
-    </w:p>
-    <w:p>
-      <w:pPr>
-        <w:pStyle w:val="35"/>
-        <w:spacing w:after="30" w:line="360" w:lineRule="auto"/>
-        <w:ind w:left="0"/>
-        <w:jc w:val="both"/>
-        <w:rPr>
-          <w:rFonts w:hint="default" w:ascii="Cascadia Mono" w:hAnsi="Cascadia Mono" w:eastAsia="Cascadia Mono"/>
-          <w:color w:val="1A94FF"/>
-          <w:sz w:val="19"/>
-          <w:szCs w:val="24"/>
-          <w:highlight w:val="white"/>
-          <w:lang w:val="ru-RU"/>
-        </w:rPr>
-      </w:pPr>
-    </w:p>
-    <w:p>
-      <w:pPr>
-        <w:pStyle w:val="35"/>
-        <w:spacing w:after="30" w:line="360" w:lineRule="auto"/>
-        <w:ind w:left="0"/>
-        <w:jc w:val="both"/>
-        <w:rPr>
-          <w:rFonts w:hint="default" w:ascii="Cascadia Mono" w:hAnsi="Cascadia Mono" w:eastAsia="Cascadia Mono"/>
-          <w:color w:val="1A94FF"/>
-          <w:sz w:val="19"/>
-          <w:szCs w:val="24"/>
-          <w:highlight w:val="white"/>
+          <w:rFonts w:hint="default" w:ascii="Times New Roman" w:hAnsi="Times New Roman" w:cs="Times New Roman"/>
+          <w:b w:val="0"/>
+          <w:bCs w:val="0"/>
+          <w:i w:val="0"/>
+          <w:iCs w:val="0"/>
+          <w:sz w:val="28"/>
+          <w:szCs w:val="28"/>
           <w:lang w:val="ru-RU"/>
         </w:rPr>
       </w:pPr>
@@ -4130,558 +1944,7 @@
         <w:adjustRightInd/>
         <w:snapToGrid/>
         <w:spacing w:before="0" w:beforeAutospacing="0" w:after="30" w:afterAutospacing="0" w:line="360" w:lineRule="auto"/>
-        <w:ind w:left="0" w:right="0" w:firstLine="350" w:firstLineChars="125"/>
-        <w:jc w:val="both"/>
-        <w:textAlignment w:val="auto"/>
-        <w:rPr>
-          <w:rFonts w:hint="default" w:ascii="Times New Roman" w:hAnsi="Times New Roman" w:eastAsia="SimSun" w:cs="Times New Roman"/>
-          <w:sz w:val="28"/>
-          <w:szCs w:val="28"/>
-          <w:lang w:val="en-US"/>
-        </w:rPr>
-      </w:pPr>
-    </w:p>
-    <w:p>
-      <w:pPr>
-        <w:pStyle w:val="35"/>
-        <w:keepNext w:val="0"/>
-        <w:keepLines w:val="0"/>
-        <w:pageBreakBefore w:val="0"/>
-        <w:widowControl/>
-        <w:suppressLineNumbers w:val="0"/>
-        <w:kinsoku/>
-        <w:wordWrap/>
-        <w:overflowPunct/>
-        <w:topLinePunct w:val="0"/>
-        <w:autoSpaceDE/>
-        <w:autoSpaceDN/>
-        <w:bidi w:val="0"/>
-        <w:adjustRightInd/>
-        <w:snapToGrid/>
-        <w:spacing w:before="0" w:beforeAutospacing="0" w:after="30" w:afterAutospacing="0" w:line="360" w:lineRule="auto"/>
-        <w:ind w:left="0" w:right="0" w:firstLine="350" w:firstLineChars="125"/>
-        <w:jc w:val="both"/>
-        <w:textAlignment w:val="auto"/>
-        <w:rPr>
-          <w:rFonts w:hint="default" w:ascii="Times New Roman" w:hAnsi="Times New Roman" w:eastAsia="SimSun" w:cs="Times New Roman"/>
-          <w:sz w:val="28"/>
-          <w:szCs w:val="28"/>
-          <w:lang w:val="en-US"/>
-        </w:rPr>
-      </w:pPr>
-    </w:p>
-    <w:p>
-      <w:pPr>
-        <w:pStyle w:val="35"/>
-        <w:keepNext w:val="0"/>
-        <w:keepLines w:val="0"/>
-        <w:pageBreakBefore w:val="0"/>
-        <w:widowControl/>
-        <w:suppressLineNumbers w:val="0"/>
-        <w:kinsoku/>
-        <w:wordWrap/>
-        <w:overflowPunct/>
-        <w:topLinePunct w:val="0"/>
-        <w:autoSpaceDE/>
-        <w:autoSpaceDN/>
-        <w:bidi w:val="0"/>
-        <w:adjustRightInd/>
-        <w:snapToGrid/>
-        <w:spacing w:before="0" w:beforeAutospacing="0" w:after="30" w:afterAutospacing="0" w:line="360" w:lineRule="auto"/>
-        <w:ind w:left="0" w:right="0" w:firstLine="350" w:firstLineChars="125"/>
-        <w:jc w:val="both"/>
-        <w:textAlignment w:val="auto"/>
-        <w:rPr>
-          <w:rFonts w:hint="default" w:ascii="Times New Roman" w:hAnsi="Times New Roman" w:eastAsia="SimSun" w:cs="Times New Roman"/>
-          <w:sz w:val="28"/>
-          <w:szCs w:val="28"/>
-          <w:lang w:val="en-US"/>
-        </w:rPr>
-      </w:pPr>
-    </w:p>
-    <w:p>
-      <w:pPr>
-        <w:pStyle w:val="35"/>
-        <w:keepNext w:val="0"/>
-        <w:keepLines w:val="0"/>
-        <w:pageBreakBefore w:val="0"/>
-        <w:widowControl/>
-        <w:suppressLineNumbers w:val="0"/>
-        <w:kinsoku/>
-        <w:wordWrap/>
-        <w:overflowPunct/>
-        <w:topLinePunct w:val="0"/>
-        <w:autoSpaceDE/>
-        <w:autoSpaceDN/>
-        <w:bidi w:val="0"/>
-        <w:adjustRightInd/>
-        <w:snapToGrid/>
-        <w:spacing w:before="0" w:beforeAutospacing="0" w:after="30" w:afterAutospacing="0" w:line="360" w:lineRule="auto"/>
-        <w:ind w:left="0" w:right="0" w:firstLine="350" w:firstLineChars="125"/>
-        <w:jc w:val="both"/>
-        <w:textAlignment w:val="auto"/>
-        <w:rPr>
-          <w:rFonts w:hint="default" w:ascii="Times New Roman" w:hAnsi="Times New Roman" w:eastAsia="SimSun" w:cs="Times New Roman"/>
-          <w:sz w:val="28"/>
-          <w:szCs w:val="28"/>
-          <w:lang w:val="en-US"/>
-        </w:rPr>
-      </w:pPr>
-    </w:p>
-    <w:p>
-      <w:pPr>
-        <w:pStyle w:val="35"/>
-        <w:keepNext w:val="0"/>
-        <w:keepLines w:val="0"/>
-        <w:pageBreakBefore w:val="0"/>
-        <w:widowControl/>
-        <w:suppressLineNumbers w:val="0"/>
-        <w:kinsoku/>
-        <w:wordWrap/>
-        <w:overflowPunct/>
-        <w:topLinePunct w:val="0"/>
-        <w:autoSpaceDE/>
-        <w:autoSpaceDN/>
-        <w:bidi w:val="0"/>
-        <w:adjustRightInd/>
-        <w:snapToGrid/>
-        <w:spacing w:before="0" w:beforeAutospacing="0" w:after="30" w:afterAutospacing="0" w:line="360" w:lineRule="auto"/>
-        <w:ind w:left="0" w:right="0" w:firstLine="350" w:firstLineChars="125"/>
-        <w:jc w:val="both"/>
-        <w:textAlignment w:val="auto"/>
-        <w:rPr>
-          <w:rFonts w:hint="default" w:ascii="Times New Roman" w:hAnsi="Times New Roman" w:eastAsia="SimSun" w:cs="Times New Roman"/>
-          <w:sz w:val="28"/>
-          <w:szCs w:val="28"/>
-          <w:lang w:val="ru-RU"/>
-        </w:rPr>
-      </w:pPr>
-    </w:p>
-    <w:p>
-      <w:pPr>
-        <w:pStyle w:val="35"/>
-        <w:keepNext w:val="0"/>
-        <w:keepLines w:val="0"/>
-        <w:pageBreakBefore w:val="0"/>
-        <w:widowControl/>
-        <w:suppressLineNumbers w:val="0"/>
-        <w:kinsoku/>
-        <w:wordWrap/>
-        <w:overflowPunct/>
-        <w:topLinePunct w:val="0"/>
-        <w:autoSpaceDE/>
-        <w:autoSpaceDN/>
-        <w:bidi w:val="0"/>
-        <w:adjustRightInd/>
-        <w:snapToGrid/>
-        <w:spacing w:before="0" w:beforeAutospacing="0" w:after="30" w:afterAutospacing="0" w:line="360" w:lineRule="auto"/>
-        <w:ind w:left="0" w:right="0" w:firstLine="350" w:firstLineChars="125"/>
-        <w:jc w:val="both"/>
-        <w:textAlignment w:val="auto"/>
-        <w:rPr>
-          <w:rFonts w:hint="default" w:ascii="Times New Roman" w:hAnsi="Times New Roman" w:eastAsia="SimSun" w:cs="Times New Roman"/>
-          <w:sz w:val="28"/>
-          <w:szCs w:val="28"/>
-          <w:lang w:val="ru-RU"/>
-        </w:rPr>
-      </w:pPr>
-    </w:p>
-    <w:p>
-      <w:pPr>
-        <w:pStyle w:val="35"/>
-        <w:keepNext w:val="0"/>
-        <w:keepLines w:val="0"/>
-        <w:pageBreakBefore w:val="0"/>
-        <w:widowControl/>
-        <w:suppressLineNumbers w:val="0"/>
-        <w:kinsoku/>
-        <w:wordWrap/>
-        <w:overflowPunct/>
-        <w:topLinePunct w:val="0"/>
-        <w:autoSpaceDE/>
-        <w:autoSpaceDN/>
-        <w:bidi w:val="0"/>
-        <w:adjustRightInd/>
-        <w:snapToGrid/>
-        <w:spacing w:before="0" w:beforeAutospacing="0" w:after="30" w:afterAutospacing="0" w:line="360" w:lineRule="auto"/>
-        <w:ind w:left="0" w:right="0" w:firstLine="350" w:firstLineChars="125"/>
-        <w:jc w:val="both"/>
-        <w:textAlignment w:val="auto"/>
-        <w:rPr>
-          <w:rFonts w:hint="default" w:ascii="Times New Roman" w:hAnsi="Times New Roman" w:eastAsia="SimSun" w:cs="Times New Roman"/>
-          <w:sz w:val="28"/>
-          <w:szCs w:val="28"/>
-          <w:lang w:val="ru-RU"/>
-        </w:rPr>
-      </w:pPr>
-    </w:p>
-    <w:p>
-      <w:pPr>
-        <w:pStyle w:val="35"/>
-        <w:keepNext w:val="0"/>
-        <w:keepLines w:val="0"/>
-        <w:pageBreakBefore w:val="0"/>
-        <w:widowControl/>
-        <w:suppressLineNumbers w:val="0"/>
-        <w:kinsoku/>
-        <w:wordWrap/>
-        <w:overflowPunct/>
-        <w:topLinePunct w:val="0"/>
-        <w:autoSpaceDE/>
-        <w:autoSpaceDN/>
-        <w:bidi w:val="0"/>
-        <w:adjustRightInd/>
-        <w:snapToGrid/>
-        <w:spacing w:before="0" w:beforeAutospacing="0" w:after="30" w:afterAutospacing="0" w:line="360" w:lineRule="auto"/>
-        <w:ind w:left="0" w:right="0" w:firstLine="350" w:firstLineChars="125"/>
-        <w:jc w:val="both"/>
-        <w:textAlignment w:val="auto"/>
-        <w:rPr>
-          <w:rFonts w:hint="default" w:ascii="Times New Roman" w:hAnsi="Times New Roman" w:eastAsia="SimSun" w:cs="Times New Roman"/>
-          <w:sz w:val="28"/>
-          <w:szCs w:val="28"/>
-          <w:lang w:val="ru-RU"/>
-        </w:rPr>
-      </w:pPr>
-    </w:p>
-    <w:p>
-      <w:pPr>
-        <w:pStyle w:val="35"/>
-        <w:keepNext w:val="0"/>
-        <w:keepLines w:val="0"/>
-        <w:pageBreakBefore w:val="0"/>
-        <w:widowControl/>
-        <w:suppressLineNumbers w:val="0"/>
-        <w:kinsoku/>
-        <w:wordWrap/>
-        <w:overflowPunct/>
-        <w:topLinePunct w:val="0"/>
-        <w:autoSpaceDE/>
-        <w:autoSpaceDN/>
-        <w:bidi w:val="0"/>
-        <w:adjustRightInd/>
-        <w:snapToGrid/>
-        <w:spacing w:before="0" w:beforeAutospacing="0" w:after="30" w:afterAutospacing="0" w:line="360" w:lineRule="auto"/>
-        <w:ind w:left="0" w:right="0" w:firstLine="350" w:firstLineChars="125"/>
-        <w:jc w:val="both"/>
-        <w:textAlignment w:val="auto"/>
-        <w:rPr>
-          <w:rFonts w:hint="default" w:ascii="Times New Roman" w:hAnsi="Times New Roman" w:eastAsia="SimSun" w:cs="Times New Roman"/>
-          <w:sz w:val="28"/>
-          <w:szCs w:val="28"/>
-          <w:lang w:val="ru-RU"/>
-        </w:rPr>
-      </w:pPr>
-    </w:p>
-    <w:p>
-      <w:pPr>
-        <w:pStyle w:val="35"/>
-        <w:keepNext w:val="0"/>
-        <w:keepLines w:val="0"/>
-        <w:pageBreakBefore w:val="0"/>
-        <w:widowControl/>
-        <w:suppressLineNumbers w:val="0"/>
-        <w:kinsoku/>
-        <w:wordWrap/>
-        <w:overflowPunct/>
-        <w:topLinePunct w:val="0"/>
-        <w:autoSpaceDE/>
-        <w:autoSpaceDN/>
-        <w:bidi w:val="0"/>
-        <w:adjustRightInd/>
-        <w:snapToGrid/>
-        <w:spacing w:before="0" w:beforeAutospacing="0" w:after="30" w:afterAutospacing="0" w:line="360" w:lineRule="auto"/>
-        <w:ind w:left="0" w:right="0" w:firstLine="350" w:firstLineChars="125"/>
-        <w:jc w:val="both"/>
-        <w:textAlignment w:val="auto"/>
-        <w:rPr>
-          <w:rFonts w:hint="default" w:ascii="Times New Roman" w:hAnsi="Times New Roman" w:eastAsia="SimSun" w:cs="Times New Roman"/>
-          <w:sz w:val="28"/>
-          <w:szCs w:val="28"/>
-          <w:lang w:val="ru-RU"/>
-        </w:rPr>
-      </w:pPr>
-    </w:p>
-    <w:p>
-      <w:pPr>
-        <w:pStyle w:val="35"/>
-        <w:keepNext w:val="0"/>
-        <w:keepLines w:val="0"/>
-        <w:pageBreakBefore w:val="0"/>
-        <w:widowControl/>
-        <w:suppressLineNumbers w:val="0"/>
-        <w:kinsoku/>
-        <w:wordWrap/>
-        <w:overflowPunct/>
-        <w:topLinePunct w:val="0"/>
-        <w:autoSpaceDE/>
-        <w:autoSpaceDN/>
-        <w:bidi w:val="0"/>
-        <w:adjustRightInd/>
-        <w:snapToGrid/>
-        <w:spacing w:before="0" w:beforeAutospacing="0" w:after="30" w:afterAutospacing="0" w:line="360" w:lineRule="auto"/>
-        <w:ind w:left="0" w:right="0" w:firstLine="350" w:firstLineChars="125"/>
-        <w:jc w:val="both"/>
-        <w:textAlignment w:val="auto"/>
-        <w:rPr>
-          <w:rFonts w:hint="default" w:ascii="Times New Roman" w:hAnsi="Times New Roman" w:eastAsia="SimSun" w:cs="Times New Roman"/>
-          <w:sz w:val="28"/>
-          <w:szCs w:val="28"/>
-          <w:lang w:val="ru-RU"/>
-        </w:rPr>
-      </w:pPr>
-    </w:p>
-    <w:p>
-      <w:pPr>
-        <w:pStyle w:val="35"/>
-        <w:keepNext w:val="0"/>
-        <w:keepLines w:val="0"/>
-        <w:pageBreakBefore w:val="0"/>
-        <w:widowControl/>
-        <w:suppressLineNumbers w:val="0"/>
-        <w:kinsoku/>
-        <w:wordWrap/>
-        <w:overflowPunct/>
-        <w:topLinePunct w:val="0"/>
-        <w:autoSpaceDE/>
-        <w:autoSpaceDN/>
-        <w:bidi w:val="0"/>
-        <w:adjustRightInd/>
-        <w:snapToGrid/>
-        <w:spacing w:before="0" w:beforeAutospacing="0" w:after="30" w:afterAutospacing="0" w:line="360" w:lineRule="auto"/>
-        <w:ind w:left="0" w:right="0" w:firstLine="350" w:firstLineChars="125"/>
-        <w:jc w:val="both"/>
-        <w:textAlignment w:val="auto"/>
-        <w:rPr>
-          <w:rFonts w:hint="default" w:ascii="Times New Roman" w:hAnsi="Times New Roman" w:eastAsia="SimSun" w:cs="Times New Roman"/>
-          <w:sz w:val="28"/>
-          <w:szCs w:val="28"/>
-          <w:lang w:val="ru-RU"/>
-        </w:rPr>
-      </w:pPr>
-    </w:p>
-    <w:p>
-      <w:pPr>
-        <w:pStyle w:val="35"/>
-        <w:keepNext w:val="0"/>
-        <w:keepLines w:val="0"/>
-        <w:pageBreakBefore w:val="0"/>
-        <w:widowControl/>
-        <w:suppressLineNumbers w:val="0"/>
-        <w:kinsoku/>
-        <w:wordWrap/>
-        <w:overflowPunct/>
-        <w:topLinePunct w:val="0"/>
-        <w:autoSpaceDE/>
-        <w:autoSpaceDN/>
-        <w:bidi w:val="0"/>
-        <w:adjustRightInd/>
-        <w:snapToGrid/>
-        <w:spacing w:before="0" w:beforeAutospacing="0" w:after="30" w:afterAutospacing="0" w:line="360" w:lineRule="auto"/>
-        <w:ind w:left="0" w:right="0" w:firstLine="350" w:firstLineChars="125"/>
-        <w:jc w:val="both"/>
-        <w:textAlignment w:val="auto"/>
-        <w:rPr>
-          <w:rFonts w:hint="default" w:ascii="Times New Roman" w:hAnsi="Times New Roman" w:eastAsia="SimSun" w:cs="Times New Roman"/>
-          <w:sz w:val="28"/>
-          <w:szCs w:val="28"/>
-          <w:lang w:val="ru-RU"/>
-        </w:rPr>
-      </w:pPr>
-    </w:p>
-    <w:p>
-      <w:pPr>
-        <w:pStyle w:val="35"/>
-        <w:keepNext w:val="0"/>
-        <w:keepLines w:val="0"/>
-        <w:pageBreakBefore w:val="0"/>
-        <w:widowControl/>
-        <w:suppressLineNumbers w:val="0"/>
-        <w:kinsoku/>
-        <w:wordWrap/>
-        <w:overflowPunct/>
-        <w:topLinePunct w:val="0"/>
-        <w:autoSpaceDE/>
-        <w:autoSpaceDN/>
-        <w:bidi w:val="0"/>
-        <w:adjustRightInd/>
-        <w:snapToGrid/>
-        <w:spacing w:before="0" w:beforeAutospacing="0" w:after="30" w:afterAutospacing="0" w:line="360" w:lineRule="auto"/>
-        <w:ind w:left="0" w:right="0" w:firstLine="350" w:firstLineChars="125"/>
-        <w:jc w:val="both"/>
-        <w:textAlignment w:val="auto"/>
-        <w:rPr>
-          <w:rFonts w:hint="default" w:ascii="Times New Roman" w:hAnsi="Times New Roman" w:eastAsia="SimSun" w:cs="Times New Roman"/>
-          <w:sz w:val="28"/>
-          <w:szCs w:val="28"/>
-          <w:lang w:val="ru-RU"/>
-        </w:rPr>
-      </w:pPr>
-    </w:p>
-    <w:p>
-      <w:pPr>
-        <w:pStyle w:val="35"/>
-        <w:keepNext w:val="0"/>
-        <w:keepLines w:val="0"/>
-        <w:pageBreakBefore w:val="0"/>
-        <w:widowControl/>
-        <w:suppressLineNumbers w:val="0"/>
-        <w:kinsoku/>
-        <w:wordWrap/>
-        <w:overflowPunct/>
-        <w:topLinePunct w:val="0"/>
-        <w:autoSpaceDE/>
-        <w:autoSpaceDN/>
-        <w:bidi w:val="0"/>
-        <w:adjustRightInd/>
-        <w:snapToGrid/>
-        <w:spacing w:before="0" w:beforeAutospacing="0" w:after="30" w:afterAutospacing="0" w:line="360" w:lineRule="auto"/>
-        <w:ind w:left="0" w:right="0" w:firstLine="350" w:firstLineChars="125"/>
-        <w:jc w:val="both"/>
-        <w:textAlignment w:val="auto"/>
-        <w:rPr>
-          <w:rFonts w:hint="default" w:ascii="Times New Roman" w:hAnsi="Times New Roman" w:eastAsia="SimSun" w:cs="Times New Roman"/>
-          <w:sz w:val="28"/>
-          <w:szCs w:val="28"/>
-          <w:lang w:val="ru-RU"/>
-        </w:rPr>
-      </w:pPr>
-    </w:p>
-    <w:p>
-      <w:pPr>
-        <w:pStyle w:val="35"/>
-        <w:keepNext w:val="0"/>
-        <w:keepLines w:val="0"/>
-        <w:pageBreakBefore w:val="0"/>
-        <w:widowControl/>
-        <w:suppressLineNumbers w:val="0"/>
-        <w:kinsoku/>
-        <w:wordWrap/>
-        <w:overflowPunct/>
-        <w:topLinePunct w:val="0"/>
-        <w:autoSpaceDE/>
-        <w:autoSpaceDN/>
-        <w:bidi w:val="0"/>
-        <w:adjustRightInd/>
-        <w:snapToGrid/>
-        <w:spacing w:before="0" w:beforeAutospacing="0" w:after="30" w:afterAutospacing="0" w:line="360" w:lineRule="auto"/>
-        <w:ind w:left="0" w:right="0" w:firstLine="350" w:firstLineChars="125"/>
-        <w:jc w:val="both"/>
-        <w:textAlignment w:val="auto"/>
-        <w:rPr>
-          <w:rFonts w:hint="default" w:ascii="Times New Roman" w:hAnsi="Times New Roman" w:eastAsia="SimSun" w:cs="Times New Roman"/>
-          <w:sz w:val="28"/>
-          <w:szCs w:val="28"/>
-          <w:lang w:val="ru-RU"/>
-        </w:rPr>
-      </w:pPr>
-    </w:p>
-    <w:p>
-      <w:pPr>
-        <w:pStyle w:val="35"/>
-        <w:keepNext w:val="0"/>
-        <w:keepLines w:val="0"/>
-        <w:pageBreakBefore w:val="0"/>
-        <w:widowControl/>
-        <w:suppressLineNumbers w:val="0"/>
-        <w:kinsoku/>
-        <w:wordWrap/>
-        <w:overflowPunct/>
-        <w:topLinePunct w:val="0"/>
-        <w:autoSpaceDE/>
-        <w:autoSpaceDN/>
-        <w:bidi w:val="0"/>
-        <w:adjustRightInd/>
-        <w:snapToGrid/>
-        <w:spacing w:before="0" w:beforeAutospacing="0" w:after="30" w:afterAutospacing="0" w:line="360" w:lineRule="auto"/>
-        <w:ind w:left="0" w:right="0" w:firstLine="350" w:firstLineChars="125"/>
-        <w:jc w:val="both"/>
-        <w:textAlignment w:val="auto"/>
-        <w:rPr>
-          <w:rFonts w:hint="default" w:ascii="Times New Roman" w:hAnsi="Times New Roman" w:eastAsia="SimSun" w:cs="Times New Roman"/>
-          <w:sz w:val="28"/>
-          <w:szCs w:val="28"/>
-          <w:lang w:val="ru-RU"/>
-        </w:rPr>
-      </w:pPr>
-    </w:p>
-    <w:p>
-      <w:pPr>
-        <w:pStyle w:val="35"/>
-        <w:keepNext w:val="0"/>
-        <w:keepLines w:val="0"/>
-        <w:pageBreakBefore w:val="0"/>
-        <w:widowControl/>
-        <w:suppressLineNumbers w:val="0"/>
-        <w:kinsoku/>
-        <w:wordWrap/>
-        <w:overflowPunct/>
-        <w:topLinePunct w:val="0"/>
-        <w:autoSpaceDE/>
-        <w:autoSpaceDN/>
-        <w:bidi w:val="0"/>
-        <w:adjustRightInd/>
-        <w:snapToGrid/>
-        <w:spacing w:before="0" w:beforeAutospacing="0" w:after="30" w:afterAutospacing="0" w:line="360" w:lineRule="auto"/>
-        <w:ind w:left="0" w:right="0" w:firstLine="350" w:firstLineChars="125"/>
-        <w:jc w:val="both"/>
-        <w:textAlignment w:val="auto"/>
-        <w:rPr>
-          <w:rFonts w:hint="default" w:ascii="Times New Roman" w:hAnsi="Times New Roman" w:eastAsia="SimSun" w:cs="Times New Roman"/>
-          <w:sz w:val="28"/>
-          <w:szCs w:val="28"/>
-          <w:lang w:val="ru-RU"/>
-        </w:rPr>
-      </w:pPr>
-    </w:p>
-    <w:p>
-      <w:pPr>
-        <w:pStyle w:val="35"/>
-        <w:keepNext w:val="0"/>
-        <w:keepLines w:val="0"/>
-        <w:pageBreakBefore w:val="0"/>
-        <w:widowControl/>
-        <w:suppressLineNumbers w:val="0"/>
-        <w:kinsoku/>
-        <w:wordWrap/>
-        <w:overflowPunct/>
-        <w:topLinePunct w:val="0"/>
-        <w:autoSpaceDE/>
-        <w:autoSpaceDN/>
-        <w:bidi w:val="0"/>
-        <w:adjustRightInd/>
-        <w:snapToGrid/>
-        <w:spacing w:before="0" w:beforeAutospacing="0" w:after="30" w:afterAutospacing="0" w:line="360" w:lineRule="auto"/>
-        <w:ind w:left="0" w:right="0" w:firstLine="350" w:firstLineChars="125"/>
-        <w:jc w:val="both"/>
-        <w:textAlignment w:val="auto"/>
-        <w:rPr>
-          <w:rFonts w:hint="default" w:ascii="Times New Roman" w:hAnsi="Times New Roman" w:eastAsia="SimSun" w:cs="Times New Roman"/>
-          <w:sz w:val="28"/>
-          <w:szCs w:val="28"/>
-          <w:lang w:val="ru-RU"/>
-        </w:rPr>
-      </w:pPr>
-    </w:p>
-    <w:p>
-      <w:pPr>
-        <w:pStyle w:val="35"/>
-        <w:keepNext w:val="0"/>
-        <w:keepLines w:val="0"/>
-        <w:pageBreakBefore w:val="0"/>
-        <w:widowControl/>
-        <w:suppressLineNumbers w:val="0"/>
-        <w:kinsoku/>
-        <w:wordWrap/>
-        <w:overflowPunct/>
-        <w:topLinePunct w:val="0"/>
-        <w:autoSpaceDE/>
-        <w:autoSpaceDN/>
-        <w:bidi w:val="0"/>
-        <w:adjustRightInd/>
-        <w:snapToGrid/>
-        <w:spacing w:before="0" w:beforeAutospacing="0" w:after="30" w:afterAutospacing="0" w:line="360" w:lineRule="auto"/>
-        <w:ind w:left="0" w:right="0" w:firstLine="350" w:firstLineChars="125"/>
+        <w:ind w:left="0" w:leftChars="0" w:right="0" w:firstLine="0" w:firstLineChars="0"/>
         <w:jc w:val="both"/>
         <w:textAlignment w:val="auto"/>
         <w:rPr>
@@ -4720,64 +1983,8 @@
           <w:lang w:val="ru-RU"/>
         </w:rPr>
       </w:pPr>
-    </w:p>
-    <w:p>
-      <w:pPr>
-        <w:pStyle w:val="35"/>
-        <w:keepNext w:val="0"/>
-        <w:keepLines w:val="0"/>
-        <w:pageBreakBefore w:val="0"/>
-        <w:widowControl/>
-        <w:suppressLineNumbers w:val="0"/>
-        <w:kinsoku/>
-        <w:wordWrap/>
-        <w:overflowPunct/>
-        <w:topLinePunct w:val="0"/>
-        <w:autoSpaceDE/>
-        <w:autoSpaceDN/>
-        <w:bidi w:val="0"/>
-        <w:adjustRightInd/>
-        <w:snapToGrid/>
-        <w:spacing w:before="0" w:beforeAutospacing="0" w:after="30" w:afterAutospacing="0" w:line="360" w:lineRule="auto"/>
-        <w:ind w:left="0" w:leftChars="0" w:right="0" w:firstLine="0" w:firstLineChars="0"/>
-        <w:jc w:val="both"/>
-        <w:textAlignment w:val="auto"/>
-        <w:rPr>
-          <w:rFonts w:hint="default" w:ascii="Times New Roman" w:hAnsi="Times New Roman" w:eastAsia="SimSun" w:cs="Times New Roman"/>
-          <w:sz w:val="28"/>
-          <w:szCs w:val="28"/>
-          <w:lang w:val="ru-RU"/>
-        </w:rPr>
-      </w:pPr>
-    </w:p>
-    <w:p>
-      <w:pPr>
-        <w:pStyle w:val="35"/>
-        <w:keepNext w:val="0"/>
-        <w:keepLines w:val="0"/>
-        <w:pageBreakBefore w:val="0"/>
-        <w:widowControl/>
-        <w:suppressLineNumbers w:val="0"/>
-        <w:kinsoku/>
-        <w:wordWrap/>
-        <w:overflowPunct/>
-        <w:topLinePunct w:val="0"/>
-        <w:autoSpaceDE/>
-        <w:autoSpaceDN/>
-        <w:bidi w:val="0"/>
-        <w:adjustRightInd/>
-        <w:snapToGrid/>
-        <w:spacing w:before="0" w:beforeAutospacing="0" w:after="30" w:afterAutospacing="0" w:line="360" w:lineRule="auto"/>
-        <w:ind w:left="0" w:leftChars="0" w:right="0" w:firstLine="0" w:firstLineChars="0"/>
-        <w:jc w:val="both"/>
-        <w:textAlignment w:val="auto"/>
-        <w:rPr>
-          <w:rFonts w:hint="default" w:ascii="Times New Roman" w:hAnsi="Times New Roman" w:eastAsia="SimSun" w:cs="Times New Roman"/>
-          <w:sz w:val="28"/>
-          <w:szCs w:val="28"/>
-          <w:lang w:val="ru-RU"/>
-        </w:rPr>
-      </w:pPr>
+      <w:bookmarkStart w:id="0" w:name="_GoBack"/>
+      <w:bookmarkEnd w:id="0"/>
     </w:p>
     <w:p>
       <w:pPr>
@@ -4850,17 +2057,7 @@
           <w:sz w:val="28"/>
           <w:szCs w:val="28"/>
         </w:rPr>
-        <w:t>В ходе выполнения лабораторной работы была реализована функция с переменным числом парам</w:t>
-      </w:r>
-      <w:bookmarkStart w:id="0" w:name="_GoBack"/>
-      <w:bookmarkEnd w:id="0"/>
-      <w:r>
-        <w:rPr>
-          <w:rFonts w:hint="default" w:ascii="Times New Roman" w:hAnsi="Times New Roman"/>
-          <w:sz w:val="28"/>
-          <w:szCs w:val="28"/>
-        </w:rPr>
-        <w:t>етров для определения количества точек, принадлежащих окружности заданного радиуса. Программа корректно обрабатывает переданные координаты, выполняет проверку условия принадлежности точек окружности и возвращает их количество. Поставленная задача выполнена полностью, механизм работы функции с переменным числом параметров продемонстрирован корректно.</w:t>
+        <w:t>В ходе выполнения лабораторной работы была реализована функция с переменным числом параметров для определения количества точек, принадлежащих окружности заданного радиуса. Программа корректно обрабатывает переданные координаты, выполняет проверку условия принадлежности точек окружности и возвращает их количество. Поставленная задача выполнена полностью, механизм работы функции с переменным числом параметров продемонстрирован корректно.</w:t>
       </w:r>
     </w:p>
     <w:p>
